--- a/1. FLOODSENSE-MAIN/WORKING_REVISION_2026-10-11/FloodSense_System_Architecture_Editable_A4_2026-10-14.docx
+++ b/1. FLOODSENSE-MAIN/WORKING_REVISION_2026-10-11/FloodSense_System_Architecture_Editable_A4_2026-10-14.docx
@@ -12,49 +12,103 @@
             <w:drawing>
               <wp:anchor distT="0" distB="0" distL="114300" distR="114300" simplePos="0" relativeHeight="251710464" behindDoc="0" locked="0" layoutInCell="1" allowOverlap="1">
                 <wp:simplePos x="0" y="0"/>
-                <wp:positionH relativeFrom="column">
-                  <wp:posOffset>3578382</wp:posOffset>
+                <wp:positionH relativeFrom="margin">
+                  <wp:posOffset>4160179</wp:posOffset>
                 </wp:positionH>
                 <wp:positionV relativeFrom="paragraph">
-                  <wp:posOffset>731067</wp:posOffset>
+                  <wp:posOffset>391340</wp:posOffset>
                 </wp:positionV>
-                <wp:extent cx="0" cy="199177"/>
-                <wp:effectExtent l="95250" t="0" r="76200" b="48895"/>
+                <wp:extent cx="1456055" cy="924560"/>
+                <wp:effectExtent l="152400" t="0" r="29845" b="142240"/>
                 <wp:wrapNone/>
-                <wp:docPr id="46" name="Straight Arrow Connector 46"/>
+                <wp:docPr id="3" name="Thought Bubble: Cloud 3"/>
                 <wp:cNvGraphicFramePr/>
                 <a:graphic xmlns:a="http://schemas.openxmlformats.org/drawingml/2006/main">
                   <a:graphicData uri="http://schemas.microsoft.com/office/word/2010/wordprocessingShape">
                     <wps:wsp>
-                      <wps:cNvCnPr/>
+                      <wps:cNvSpPr/>
                       <wps:spPr>
                         <a:xfrm>
                           <a:off x="0" y="0"/>
-                          <a:ext cx="0" cy="199177"/>
+                          <a:ext cx="1456055" cy="924560"/>
                         </a:xfrm>
-                        <a:prstGeom prst="straightConnector1">
-                          <a:avLst/>
+                        <a:prstGeom prst="cloudCallout">
+                          <a:avLst>
+                            <a:gd name="adj1" fmla="val -58075"/>
+                            <a:gd name="adj2" fmla="val 59050"/>
+                          </a:avLst>
                         </a:prstGeom>
-                        <a:ln w="12700">
-                          <a:headEnd type="none" w="med" len="med"/>
-                          <a:tailEnd type="arrow" w="med" len="med"/>
+                        <a:solidFill>
+                          <a:schemeClr val="bg1"/>
+                        </a:solidFill>
+                        <a:ln>
+                          <a:solidFill>
+                            <a:schemeClr val="tx1"/>
+                          </a:solidFill>
                         </a:ln>
                       </wps:spPr>
                       <wps:style>
-                        <a:lnRef idx="1">
-                          <a:schemeClr val="dk1"/>
+                        <a:lnRef idx="2">
+                          <a:schemeClr val="accent1">
+                            <a:shade val="50000"/>
+                          </a:schemeClr>
                         </a:lnRef>
-                        <a:fillRef idx="0">
-                          <a:schemeClr val="dk1"/>
+                        <a:fillRef idx="1">
+                          <a:schemeClr val="accent1"/>
                         </a:fillRef>
                         <a:effectRef idx="0">
-                          <a:schemeClr val="dk1"/>
+                          <a:schemeClr val="accent1"/>
                         </a:effectRef>
                         <a:fontRef idx="minor">
-                          <a:schemeClr val="tx1"/>
+                          <a:schemeClr val="lt1"/>
                         </a:fontRef>
                       </wps:style>
-                      <wps:bodyPr/>
+                      <wps:txbx>
+                        <w:txbxContent>
+                          <w:p>
+                            <w:pPr>
+                              <w:jc w:val="center"/>
+                              <w:rPr>
+                                <w:color w:val="000000" w:themeColor="text1"/>
+                                <w:sz w:val="28"/>
+                                <w14:shadow w14:blurRad="38100" w14:dist="19050" w14:dir="2700000" w14:sx="100000" w14:sy="100000" w14:kx="0" w14:ky="0" w14:algn="tl">
+                                  <w14:schemeClr w14:val="dk1">
+                                    <w14:alpha w14:val="60000"/>
+                                  </w14:schemeClr>
+                                </w14:shadow>
+                                <w14:textOutline w14:w="0" w14:cap="flat" w14:cmpd="sng" w14:algn="ctr">
+                                  <w14:noFill/>
+                                  <w14:prstDash w14:val="solid"/>
+                                  <w14:round/>
+                                </w14:textOutline>
+                              </w:rPr>
+                            </w:pPr>
+                            <w:r>
+                              <w:rPr>
+                                <w:color w:val="000000" w:themeColor="text1"/>
+                                <w:sz w:val="28"/>
+                                <w14:shadow w14:blurRad="38100" w14:dist="19050" w14:dir="2700000" w14:sx="100000" w14:sy="100000" w14:kx="0" w14:ky="0" w14:algn="tl">
+                                  <w14:schemeClr w14:val="dk1">
+                                    <w14:alpha w14:val="60000"/>
+                                  </w14:schemeClr>
+                                </w14:shadow>
+                                <w14:textOutline w14:w="0" w14:cap="flat" w14:cmpd="sng" w14:algn="ctr">
+                                  <w14:noFill/>
+                                  <w14:prstDash w14:val="solid"/>
+                                  <w14:round/>
+                                </w14:textOutline>
+                              </w:rPr>
+                              <w:t>INTERNET</w:t>
+                            </w:r>
+                          </w:p>
+                        </w:txbxContent>
+                      </wps:txbx>
+                      <wps:bodyPr rot="0" spcFirstLastPara="0" vertOverflow="overflow" horzOverflow="overflow" vert="horz" wrap="square" lIns="91440" tIns="45720" rIns="91440" bIns="45720" numCol="1" spcCol="0" rtlCol="0" fromWordArt="0" anchor="ctr" anchorCtr="0" forceAA="0" compatLnSpc="1">
+                        <a:prstTxWarp prst="textNoShape">
+                          <a:avLst/>
+                        </a:prstTxWarp>
+                        <a:noAutofit/>
+                      </wps:bodyPr>
                     </wps:wsp>
                   </a:graphicData>
                 </a:graphic>
@@ -63,12 +117,325 @@
           </mc:Choice>
           <mc:Fallback>
             <w:pict>
-              <v:shapetype w14:anchorId="34C2D635" id="_x0000_t32" coordsize="21600,21600" o:spt="32" o:oned="t" path="m,l21600,21600e" filled="f">
-                <v:path arrowok="t" fillok="f" o:connecttype="none"/>
-                <o:lock v:ext="edit" shapetype="t"/>
+              <v:shapetype id="_x0000_t106" coordsize="21600,21600" o:spt="106" adj="1350,25920" path="ar,7165,4345,13110,1950,7185,1080,12690,475,11732,4835,17650,1080,12690,2910,17640,2387,9757,10107,20300,2910,17640,8235,19545,7660,12382,14412,21597,8235,19545,14280,18330,12910,11080,18695,18947,14280,18330,18690,15045,14822,5862,21597,15082,18690,15045,20895,7665,15772,2592,21105,9865,20895,7665,19140,2715,14330,,19187,6595,19140,2715,14910,1170,10992,,15357,5945,14910,1170,11250,1665,6692,650,12025,7917,11250,1665,7005,2580,1912,1972,8665,11162,7005,2580,1950,7185xear,7165,4345,13110,1080,12690,2340,13080nfear475,11732,4835,17650,2910,17640,3465,17445nfear7660,12382,14412,21597,7905,18675,8235,19545nfear7660,12382,14412,21597,14280,18330,14400,17370nfear12910,11080,18695,18947,18690,15045,17070,11475nfear15772,2592,21105,9865,20175,9015,20895,7665nfear14330,,19187,6595,19200,3345,19140,2715nfear14330,,19187,6595,14910,1170,14550,1980nfear10992,,15357,5945,11250,1665,11040,2340nfear1912,1972,8665,11162,7650,3270,7005,2580nfear1912,1972,8665,11162,1950,7185,2070,7890nfem@23@37qx@35@24@23@36@34@24@23@37xem@16@33qx@31@17@16@32@30@17@16@33xem@38@29qx@27@39@38@28@26@39@38@29xe">
+                <v:formulas>
+                  <v:f eqn="sum #0 0 10800"/>
+                  <v:f eqn="sum #1 0 10800"/>
+                  <v:f eqn="cosatan2 10800 @0 @1"/>
+                  <v:f eqn="sinatan2 10800 @0 @1"/>
+                  <v:f eqn="sum @2 10800 0"/>
+                  <v:f eqn="sum @3 10800 0"/>
+                  <v:f eqn="sum @4 0 #0"/>
+                  <v:f eqn="sum @5 0 #1"/>
+                  <v:f eqn="mod @6 @7 0"/>
+                  <v:f eqn="prod 600 11 1"/>
+                  <v:f eqn="sum @8 0 @9"/>
+                  <v:f eqn="prod @10 1 3"/>
+                  <v:f eqn="prod 600 3 1"/>
+                  <v:f eqn="sum @11 @12 0"/>
+                  <v:f eqn="prod @13 @6 @8"/>
+                  <v:f eqn="prod @13 @7 @8"/>
+                  <v:f eqn="sum @14 #0 0"/>
+                  <v:f eqn="sum @15 #1 0"/>
+                  <v:f eqn="prod 600 8 1"/>
+                  <v:f eqn="prod @11 2 1"/>
+                  <v:f eqn="sum @18 @19 0"/>
+                  <v:f eqn="prod @20 @6 @8"/>
+                  <v:f eqn="prod @20 @7 @8"/>
+                  <v:f eqn="sum @21 #0 0"/>
+                  <v:f eqn="sum @22 #1 0"/>
+                  <v:f eqn="prod 600 2 1"/>
+                  <v:f eqn="sum #0 600 0"/>
+                  <v:f eqn="sum #0 0 600"/>
+                  <v:f eqn="sum #1 600 0"/>
+                  <v:f eqn="sum #1 0 600"/>
+                  <v:f eqn="sum @16 @25 0"/>
+                  <v:f eqn="sum @16 0 @25"/>
+                  <v:f eqn="sum @17 @25 0"/>
+                  <v:f eqn="sum @17 0 @25"/>
+                  <v:f eqn="sum @23 @12 0"/>
+                  <v:f eqn="sum @23 0 @12"/>
+                  <v:f eqn="sum @24 @12 0"/>
+                  <v:f eqn="sum @24 0 @12"/>
+                  <v:f eqn="val #0"/>
+                  <v:f eqn="val #1"/>
+                </v:formulas>
+                <v:path o:extrusionok="f" o:connecttype="custom" o:connectlocs="67,10800;10800,21577;21582,10800;10800,1235;@38,@39" textboxrect="2977,3262,17087,17337"/>
+                <v:handles>
+                  <v:h position="#0,#1"/>
+                </v:handles>
+                <o:complex v:ext="view"/>
               </v:shapetype>
-              <v:shape id="Straight Arrow Connector 46" o:spid="_x0000_s1026" type="#_x0000_t32" style="position:absolute;margin-left:281.75pt;margin-top:57.55pt;width:0;height:15.7pt;z-index:251710464;visibility:visible;mso-wrap-style:square;mso-wrap-distance-left:9pt;mso-wrap-distance-top:0;mso-wrap-distance-right:9pt;mso-wrap-distance-bottom:0;mso-position-horizontal:absolute;mso-position-horizontal-relative:text;mso-position-vertical:absolute;mso-position-vertical-relative:text" o:gfxdata="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" strokecolor="black [3200]" strokeweight="1pt">
-                <v:stroke endarrow="open" joinstyle="miter"/>
+              <v:shape id="Thought Bubble: Cloud 3" o:spid="_x0000_s1026" type="#_x0000_t106" style="position:absolute;margin-left:327.55pt;margin-top:30.8pt;width:114.65pt;height:72.8pt;z-index:251710464;visibility:visible;mso-wrap-style:square;mso-wrap-distance-left:9pt;mso-wrap-distance-top:0;mso-wrap-distance-right:9pt;mso-wrap-distance-bottom:0;mso-position-horizontal:absolute;mso-position-horizontal-relative:margin;mso-position-vertical:absolute;mso-position-vertical-relative:text;v-text-anchor:middle" o:gfxdata="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" adj="-1744,23555" fillcolor="white [3212]" strokecolor="black [3213]" strokeweight="1pt">
+                <v:stroke joinstyle="miter"/>
+                <v:textbox>
+                  <w:txbxContent>
+                    <w:p>
+                      <w:pPr>
+                        <w:jc w:val="center"/>
+                        <w:rPr>
+                          <w:color w:val="000000" w:themeColor="text1"/>
+                          <w:sz w:val="28"/>
+                          <w14:shadow w14:blurRad="38100" w14:dist="19050" w14:dir="2700000" w14:sx="100000" w14:sy="100000" w14:kx="0" w14:ky="0" w14:algn="tl">
+                            <w14:schemeClr w14:val="dk1">
+                              <w14:alpha w14:val="60000"/>
+                            </w14:schemeClr>
+                          </w14:shadow>
+                          <w14:textOutline w14:w="0" w14:cap="flat" w14:cmpd="sng" w14:algn="ctr">
+                            <w14:noFill/>
+                            <w14:prstDash w14:val="solid"/>
+                            <w14:round/>
+                          </w14:textOutline>
+                        </w:rPr>
+                      </w:pPr>
+                      <w:r>
+                        <w:rPr>
+                          <w:color w:val="000000" w:themeColor="text1"/>
+                          <w:sz w:val="28"/>
+                          <w14:shadow w14:blurRad="38100" w14:dist="19050" w14:dir="2700000" w14:sx="100000" w14:sy="100000" w14:kx="0" w14:ky="0" w14:algn="tl">
+                            <w14:schemeClr w14:val="dk1">
+                              <w14:alpha w14:val="60000"/>
+                            </w14:schemeClr>
+                          </w14:shadow>
+                          <w14:textOutline w14:w="0" w14:cap="flat" w14:cmpd="sng" w14:algn="ctr">
+                            <w14:noFill/>
+                            <w14:prstDash w14:val="solid"/>
+                            <w14:round/>
+                          </w14:textOutline>
+                        </w:rPr>
+                        <w:t>INTERNET</w:t>
+                      </w:r>
+                    </w:p>
+                  </w:txbxContent>
+                </v:textbox>
+                <w10:wrap anchorx="margin"/>
+              </v:shape>
+            </w:pict>
+          </mc:Fallback>
+        </mc:AlternateContent>
+      </w:r>
+      <w:r>
+        <w:rPr>
+          <w:noProof/>
+        </w:rPr>
+        <w:drawing>
+          <wp:anchor distT="0" distB="0" distL="114300" distR="114300" simplePos="0" relativeHeight="251711488" behindDoc="1" locked="0" layoutInCell="1" allowOverlap="1">
+            <wp:simplePos x="0" y="0"/>
+            <wp:positionH relativeFrom="margin">
+              <wp:align>right</wp:align>
+            </wp:positionH>
+            <wp:positionV relativeFrom="paragraph">
+              <wp:posOffset>4527550</wp:posOffset>
+            </wp:positionV>
+            <wp:extent cx="311150" cy="311150"/>
+            <wp:effectExtent l="57150" t="76200" r="0" b="127000"/>
+            <wp:wrapTight wrapText="bothSides">
+              <wp:wrapPolygon edited="0">
+                <wp:start x="-5290" y="20278"/>
+                <wp:lineTo x="-2645" y="25567"/>
+                <wp:lineTo x="18514" y="25567"/>
+                <wp:lineTo x="26449" y="18955"/>
+                <wp:lineTo x="29094" y="17633"/>
+                <wp:lineTo x="29094" y="9698"/>
+                <wp:lineTo x="26449" y="8376"/>
+                <wp:lineTo x="18514" y="3086"/>
+                <wp:lineTo x="-1322" y="7053"/>
+                <wp:lineTo x="-5290" y="7053"/>
+                <wp:lineTo x="-5290" y="20278"/>
+              </wp:wrapPolygon>
+            </wp:wrapTight>
+            <wp:docPr id="48" name="Graphic 48" descr="Key"/>
+            <wp:cNvGraphicFramePr>
+              <a:graphicFrameLocks xmlns:a="http://schemas.openxmlformats.org/drawingml/2006/main" noChangeAspect="1"/>
+            </wp:cNvGraphicFramePr>
+            <a:graphic xmlns:a="http://schemas.openxmlformats.org/drawingml/2006/main">
+              <a:graphicData uri="http://schemas.openxmlformats.org/drawingml/2006/picture">
+                <pic:pic xmlns:pic="http://schemas.openxmlformats.org/drawingml/2006/picture">
+                  <pic:nvPicPr>
+                    <pic:cNvPr id="48" name="key.svg"/>
+                    <pic:cNvPicPr/>
+                  </pic:nvPicPr>
+                  <pic:blipFill>
+                    <a:blip r:embed="rId4" cstate="print">
+                      <a:extLst>
+                        <a:ext uri="{28A0092B-C50C-407E-A947-70E740481C1C}">
+                          <a14:useLocalDpi xmlns:a14="http://schemas.microsoft.com/office/drawing/2010/main" val="0"/>
+                        </a:ext>
+                        <a:ext uri="{96DAC541-7B7A-43D3-8B79-37D633B846F1}">
+                          <asvg:svgBlip xmlns:asvg="http://schemas.microsoft.com/office/drawing/2016/SVG/main" r:embed="rId5"/>
+                        </a:ext>
+                      </a:extLst>
+                    </a:blip>
+                    <a:stretch>
+                      <a:fillRect/>
+                    </a:stretch>
+                  </pic:blipFill>
+                  <pic:spPr>
+                    <a:xfrm rot="5400000">
+                      <a:off x="0" y="0"/>
+                      <a:ext cx="311150" cy="311150"/>
+                    </a:xfrm>
+                    <a:prstGeom prst="rect">
+                      <a:avLst/>
+                    </a:prstGeom>
+                    <a:ln>
+                      <a:noFill/>
+                    </a:ln>
+                    <a:effectLst>
+                      <a:outerShdw blurRad="127000" dist="38100" dir="2700000" algn="ctr">
+                        <a:srgbClr val="000000">
+                          <a:alpha val="45000"/>
+                        </a:srgbClr>
+                      </a:outerShdw>
+                    </a:effectLst>
+                  </pic:spPr>
+                </pic:pic>
+              </a:graphicData>
+            </a:graphic>
+            <wp14:sizeRelH relativeFrom="margin">
+              <wp14:pctWidth>0</wp14:pctWidth>
+            </wp14:sizeRelH>
+            <wp14:sizeRelV relativeFrom="margin">
+              <wp14:pctHeight>0</wp14:pctHeight>
+            </wp14:sizeRelV>
+          </wp:anchor>
+        </w:drawing>
+      </w:r>
+      <w:r>
+        <w:rPr>
+          <w:noProof/>
+        </w:rPr>
+        <mc:AlternateContent>
+          <mc:Choice Requires="wps">
+            <w:drawing>
+              <wp:anchor distT="0" distB="0" distL="114300" distR="114300" simplePos="0" relativeHeight="251703296" behindDoc="0" locked="0" layoutInCell="1" allowOverlap="1" wp14:anchorId="1ECCAA5E" wp14:editId="2CB0A301">
+                <wp:simplePos x="0" y="0"/>
+                <wp:positionH relativeFrom="margin">
+                  <wp:align>center</wp:align>
+                </wp:positionH>
+                <wp:positionV relativeFrom="paragraph">
+                  <wp:posOffset>5157158</wp:posOffset>
+                </wp:positionV>
+                <wp:extent cx="3048000" cy="600075"/>
+                <wp:effectExtent l="0" t="0" r="0" b="0"/>
+                <wp:wrapNone/>
+                <wp:docPr id="42" name="Text Box 42"/>
+                <wp:cNvGraphicFramePr/>
+                <a:graphic xmlns:a="http://schemas.openxmlformats.org/drawingml/2006/main">
+                  <a:graphicData uri="http://schemas.microsoft.com/office/word/2010/wordprocessingShape">
+                    <wps:wsp>
+                      <wps:cNvSpPr txBox="1"/>
+                      <wps:spPr>
+                        <a:xfrm>
+                          <a:off x="0" y="0"/>
+                          <a:ext cx="3048000" cy="600075"/>
+                        </a:xfrm>
+                        <a:prstGeom prst="rect">
+                          <a:avLst/>
+                        </a:prstGeom>
+                        <a:noFill/>
+                        <a:ln w="6350">
+                          <a:noFill/>
+                        </a:ln>
+                      </wps:spPr>
+                      <wps:txbx>
+                        <w:txbxContent>
+                          <w:p>
+                            <w:pPr>
+                              <w:jc w:val="center"/>
+                              <w:rPr>
+                                <w:rFonts w:ascii="Arial" w:hAnsi="Arial" w:cs="Arial"/>
+                                <w:color w:val="1A1A1A"/>
+                                <w:sz w:val="28"/>
+                              </w:rPr>
+                            </w:pPr>
+                            <w:r>
+                              <w:rPr>
+                                <w:rFonts w:ascii="Arial" w:hAnsi="Arial" w:cs="Arial"/>
+                                <w:color w:val="1A1A1A"/>
+                                <w:sz w:val="28"/>
+                              </w:rPr>
+                              <w:t>Map and Results Module</w:t>
+                            </w:r>
+                          </w:p>
+                          <w:p>
+                            <w:pPr>
+                              <w:jc w:val="center"/>
+                              <w:rPr>
+                                <w:rFonts w:ascii="Arial" w:hAnsi="Arial" w:cs="Arial"/>
+                                <w:color w:val="1A1A1A"/>
+                                <w:sz w:val="28"/>
+                              </w:rPr>
+                            </w:pPr>
+                          </w:p>
+                          <w:p>
+                            <w:pPr>
+                              <w:rPr>
+                                <w:sz w:val="40"/>
+                              </w:rPr>
+                            </w:pPr>
+                          </w:p>
+                        </w:txbxContent>
+                      </wps:txbx>
+                      <wps:bodyPr rot="0" spcFirstLastPara="0" vertOverflow="overflow" horzOverflow="overflow" vert="horz" wrap="square" lIns="91440" tIns="45720" rIns="91440" bIns="45720" numCol="1" spcCol="0" rtlCol="0" fromWordArt="0" anchor="t" anchorCtr="0" forceAA="0" compatLnSpc="1">
+                        <a:prstTxWarp prst="textNoShape">
+                          <a:avLst/>
+                        </a:prstTxWarp>
+                        <a:noAutofit/>
+                      </wps:bodyPr>
+                    </wps:wsp>
+                  </a:graphicData>
+                </a:graphic>
+              </wp:anchor>
+            </w:drawing>
+          </mc:Choice>
+          <mc:Fallback>
+            <w:pict>
+              <v:shapetype w14:anchorId="1ECCAA5E" id="_x0000_t202" coordsize="21600,21600" o:spt="202" path="m,l,21600r21600,l21600,xe">
+                <v:stroke joinstyle="miter"/>
+                <v:path gradientshapeok="t" o:connecttype="rect"/>
+              </v:shapetype>
+              <v:shape id="Text Box 42" o:spid="_x0000_s1027" type="#_x0000_t202" style="position:absolute;margin-left:0;margin-top:406.1pt;width:240pt;height:47.25pt;z-index:251703296;visibility:visible;mso-wrap-style:square;mso-wrap-distance-left:9pt;mso-wrap-distance-top:0;mso-wrap-distance-right:9pt;mso-wrap-distance-bottom:0;mso-position-horizontal:center;mso-position-horizontal-relative:margin;mso-position-vertical:absolute;mso-position-vertical-relative:text;v-text-anchor:top" o:gfxdata="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" filled="f" stroked="f" strokeweight=".5pt">
+                <v:textbox>
+                  <w:txbxContent>
+                    <w:p>
+                      <w:pPr>
+                        <w:jc w:val="center"/>
+                        <w:rPr>
+                          <w:rFonts w:ascii="Arial" w:hAnsi="Arial" w:cs="Arial"/>
+                          <w:color w:val="1A1A1A"/>
+                          <w:sz w:val="28"/>
+                        </w:rPr>
+                      </w:pPr>
+                      <w:r>
+                        <w:rPr>
+                          <w:rFonts w:ascii="Arial" w:hAnsi="Arial" w:cs="Arial"/>
+                          <w:color w:val="1A1A1A"/>
+                          <w:sz w:val="28"/>
+                        </w:rPr>
+                        <w:t>Map and Results Module</w:t>
+                      </w:r>
+                    </w:p>
+                    <w:p>
+                      <w:pPr>
+                        <w:jc w:val="center"/>
+                        <w:rPr>
+                          <w:rFonts w:ascii="Arial" w:hAnsi="Arial" w:cs="Arial"/>
+                          <w:color w:val="1A1A1A"/>
+                          <w:sz w:val="28"/>
+                        </w:rPr>
+                      </w:pPr>
+                    </w:p>
+                    <w:p>
+                      <w:pPr>
+                        <w:rPr>
+                          <w:sz w:val="40"/>
+                        </w:rPr>
+                      </w:pPr>
+                    </w:p>
+                  </w:txbxContent>
+                </v:textbox>
+                <w10:wrap anchorx="margin"/>
               </v:shape>
             </w:pict>
           </mc:Fallback>
@@ -84,10 +451,10 @@
               <wp:anchor distT="0" distB="0" distL="114300" distR="114300" simplePos="0" relativeHeight="251709440" behindDoc="0" locked="0" layoutInCell="1" allowOverlap="1" wp14:anchorId="44A62BFD" wp14:editId="35F26C57">
                 <wp:simplePos x="0" y="0"/>
                 <wp:positionH relativeFrom="margin">
-                  <wp:align>center</wp:align>
+                  <wp:posOffset>2027555</wp:posOffset>
                 </wp:positionH>
                 <wp:positionV relativeFrom="paragraph">
-                  <wp:posOffset>1879600</wp:posOffset>
+                  <wp:posOffset>2405380</wp:posOffset>
                 </wp:positionV>
                 <wp:extent cx="3048000" cy="600075"/>
                 <wp:effectExtent l="0" t="0" r="0" b="0"/>
@@ -164,11 +531,7 @@
           </mc:Choice>
           <mc:Fallback>
             <w:pict>
-              <v:shapetype w14:anchorId="44A62BFD" id="_x0000_t202" coordsize="21600,21600" o:spt="202" path="m,l,21600r21600,l21600,xe">
-                <v:stroke joinstyle="miter"/>
-                <v:path gradientshapeok="t" o:connecttype="rect"/>
-              </v:shapetype>
-              <v:shape id="Text Box 45" o:spid="_x0000_s1026" type="#_x0000_t202" style="position:absolute;margin-left:0;margin-top:148pt;width:240pt;height:47.25pt;z-index:251709440;visibility:visible;mso-wrap-style:square;mso-wrap-distance-left:9pt;mso-wrap-distance-top:0;mso-wrap-distance-right:9pt;mso-wrap-distance-bottom:0;mso-position-horizontal:center;mso-position-horizontal-relative:margin;mso-position-vertical:absolute;mso-position-vertical-relative:text;v-text-anchor:top" o:gfxdata="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" filled="f" stroked="f" strokeweight=".5pt">
+              <v:shape w14:anchorId="44A62BFD" id="Text Box 45" o:spid="_x0000_s1028" type="#_x0000_t202" style="position:absolute;margin-left:159.65pt;margin-top:189.4pt;width:240pt;height:47.25pt;z-index:251709440;visibility:visible;mso-wrap-style:square;mso-wrap-distance-left:9pt;mso-wrap-distance-top:0;mso-wrap-distance-right:9pt;mso-wrap-distance-bottom:0;mso-position-horizontal:absolute;mso-position-horizontal-relative:margin;mso-position-vertical:absolute;mso-position-vertical-relative:text;v-text-anchor:top" o:gfxdata="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" filled="f" stroked="f" strokeweight=".5pt">
                 <v:textbox>
                   <w:txbxContent>
                     <w:p>
@@ -227,7 +590,7 @@
                   <wp:posOffset>2056130</wp:posOffset>
                 </wp:positionH>
                 <wp:positionV relativeFrom="paragraph">
-                  <wp:posOffset>2857500</wp:posOffset>
+                  <wp:posOffset>3383280</wp:posOffset>
                 </wp:positionV>
                 <wp:extent cx="3048000" cy="600075"/>
                 <wp:effectExtent l="0" t="0" r="0" b="0"/>
@@ -304,7 +667,7 @@
           </mc:Choice>
           <mc:Fallback>
             <w:pict>
-              <v:shape w14:anchorId="5546B6B9" id="Text Box 44" o:spid="_x0000_s1027" type="#_x0000_t202" style="position:absolute;margin-left:161.9pt;margin-top:225pt;width:240pt;height:47.25pt;z-index:251707392;visibility:visible;mso-wrap-style:square;mso-wrap-distance-left:9pt;mso-wrap-distance-top:0;mso-wrap-distance-right:9pt;mso-wrap-distance-bottom:0;mso-position-horizontal:absolute;mso-position-horizontal-relative:margin;mso-position-vertical:absolute;mso-position-vertical-relative:text;v-text-anchor:top" o:gfxdata="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" filled="f" stroked="f" strokeweight=".5pt">
+              <v:shape w14:anchorId="5546B6B9" id="Text Box 44" o:spid="_x0000_s1029" type="#_x0000_t202" style="position:absolute;margin-left:161.9pt;margin-top:266.4pt;width:240pt;height:47.25pt;z-index:251707392;visibility:visible;mso-wrap-style:square;mso-wrap-distance-left:9pt;mso-wrap-distance-top:0;mso-wrap-distance-right:9pt;mso-wrap-distance-bottom:0;mso-position-horizontal:absolute;mso-position-horizontal-relative:margin;mso-position-vertical:absolute;mso-position-vertical-relative:text;v-text-anchor:top" o:gfxdata="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" filled="f" stroked="f" strokeweight=".5pt">
                 <v:textbox>
                   <w:txbxContent>
                     <w:p>
@@ -363,7 +726,7 @@
                   <wp:posOffset>2030730</wp:posOffset>
                 </wp:positionH>
                 <wp:positionV relativeFrom="paragraph">
-                  <wp:posOffset>3743325</wp:posOffset>
+                  <wp:posOffset>4269105</wp:posOffset>
                 </wp:positionV>
                 <wp:extent cx="3048000" cy="600075"/>
                 <wp:effectExtent l="0" t="0" r="0" b="0"/>
@@ -440,7 +803,7 @@
           </mc:Choice>
           <mc:Fallback>
             <w:pict>
-              <v:shape w14:anchorId="1AB78247" id="Text Box 43" o:spid="_x0000_s1028" type="#_x0000_t202" style="position:absolute;margin-left:159.9pt;margin-top:294.75pt;width:240pt;height:47.25pt;z-index:251705344;visibility:visible;mso-wrap-style:square;mso-wrap-distance-left:9pt;mso-wrap-distance-top:0;mso-wrap-distance-right:9pt;mso-wrap-distance-bottom:0;mso-position-horizontal:absolute;mso-position-horizontal-relative:margin;mso-position-vertical:absolute;mso-position-vertical-relative:text;v-text-anchor:top" o:gfxdata="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" filled="f" stroked="f" strokeweight=".5pt">
+              <v:shape w14:anchorId="1AB78247" id="Text Box 43" o:spid="_x0000_s1030" type="#_x0000_t202" style="position:absolute;margin-left:159.9pt;margin-top:336.15pt;width:240pt;height:47.25pt;z-index:251705344;visibility:visible;mso-wrap-style:square;mso-wrap-distance-left:9pt;mso-wrap-distance-top:0;mso-wrap-distance-right:9pt;mso-wrap-distance-bottom:0;mso-position-horizontal:absolute;mso-position-horizontal-relative:margin;mso-position-vertical:absolute;mso-position-vertical-relative:text;v-text-anchor:top" o:gfxdata="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" filled="f" stroked="f" strokeweight=".5pt">
                 <v:textbox>
                   <w:txbxContent>
                     <w:p>
@@ -459,142 +822,6 @@
                           <w:sz w:val="28"/>
                         </w:rPr>
                         <w:t>Susceptibility Assessment Module</w:t>
-                      </w:r>
-                    </w:p>
-                    <w:p>
-                      <w:pPr>
-                        <w:jc w:val="center"/>
-                        <w:rPr>
-                          <w:rFonts w:ascii="Arial" w:hAnsi="Arial" w:cs="Arial"/>
-                          <w:color w:val="1A1A1A"/>
-                          <w:sz w:val="28"/>
-                        </w:rPr>
-                      </w:pPr>
-                    </w:p>
-                    <w:p>
-                      <w:pPr>
-                        <w:rPr>
-                          <w:sz w:val="40"/>
-                        </w:rPr>
-                      </w:pPr>
-                    </w:p>
-                  </w:txbxContent>
-                </v:textbox>
-                <w10:wrap anchorx="margin"/>
-              </v:shape>
-            </w:pict>
-          </mc:Fallback>
-        </mc:AlternateContent>
-      </w:r>
-      <w:r>
-        <w:rPr>
-          <w:noProof/>
-        </w:rPr>
-        <mc:AlternateContent>
-          <mc:Choice Requires="wps">
-            <w:drawing>
-              <wp:anchor distT="0" distB="0" distL="114300" distR="114300" simplePos="0" relativeHeight="251703296" behindDoc="0" locked="0" layoutInCell="1" allowOverlap="1" wp14:anchorId="1ECCAA5E" wp14:editId="2CB0A301">
-                <wp:simplePos x="0" y="0"/>
-                <wp:positionH relativeFrom="margin">
-                  <wp:align>center</wp:align>
-                </wp:positionH>
-                <wp:positionV relativeFrom="paragraph">
-                  <wp:posOffset>4648200</wp:posOffset>
-                </wp:positionV>
-                <wp:extent cx="3048000" cy="600075"/>
-                <wp:effectExtent l="0" t="0" r="0" b="0"/>
-                <wp:wrapNone/>
-                <wp:docPr id="42" name="Text Box 42"/>
-                <wp:cNvGraphicFramePr/>
-                <a:graphic xmlns:a="http://schemas.openxmlformats.org/drawingml/2006/main">
-                  <a:graphicData uri="http://schemas.microsoft.com/office/word/2010/wordprocessingShape">
-                    <wps:wsp>
-                      <wps:cNvSpPr txBox="1"/>
-                      <wps:spPr>
-                        <a:xfrm>
-                          <a:off x="0" y="0"/>
-                          <a:ext cx="3048000" cy="600075"/>
-                        </a:xfrm>
-                        <a:prstGeom prst="rect">
-                          <a:avLst/>
-                        </a:prstGeom>
-                        <a:noFill/>
-                        <a:ln w="6350">
-                          <a:noFill/>
-                        </a:ln>
-                      </wps:spPr>
-                      <wps:txbx>
-                        <w:txbxContent>
-                          <w:p>
-                            <w:pPr>
-                              <w:jc w:val="center"/>
-                              <w:rPr>
-                                <w:rFonts w:ascii="Arial" w:hAnsi="Arial" w:cs="Arial"/>
-                                <w:color w:val="1A1A1A"/>
-                                <w:sz w:val="28"/>
-                              </w:rPr>
-                            </w:pPr>
-                            <w:r>
-                              <w:rPr>
-                                <w:rFonts w:ascii="Arial" w:hAnsi="Arial" w:cs="Arial"/>
-                                <w:color w:val="1A1A1A"/>
-                                <w:sz w:val="28"/>
-                              </w:rPr>
-                              <w:t>Map and Results Module</w:t>
-                            </w:r>
-                          </w:p>
-                          <w:p>
-                            <w:pPr>
-                              <w:jc w:val="center"/>
-                              <w:rPr>
-                                <w:rFonts w:ascii="Arial" w:hAnsi="Arial" w:cs="Arial"/>
-                                <w:color w:val="1A1A1A"/>
-                                <w:sz w:val="28"/>
-                              </w:rPr>
-                            </w:pPr>
-                          </w:p>
-                          <w:p>
-                            <w:pPr>
-                              <w:rPr>
-                                <w:sz w:val="40"/>
-                              </w:rPr>
-                            </w:pPr>
-                          </w:p>
-                        </w:txbxContent>
-                      </wps:txbx>
-                      <wps:bodyPr rot="0" spcFirstLastPara="0" vertOverflow="overflow" horzOverflow="overflow" vert="horz" wrap="square" lIns="91440" tIns="45720" rIns="91440" bIns="45720" numCol="1" spcCol="0" rtlCol="0" fromWordArt="0" anchor="t" anchorCtr="0" forceAA="0" compatLnSpc="1">
-                        <a:prstTxWarp prst="textNoShape">
-                          <a:avLst/>
-                        </a:prstTxWarp>
-                        <a:noAutofit/>
-                      </wps:bodyPr>
-                    </wps:wsp>
-                  </a:graphicData>
-                </a:graphic>
-              </wp:anchor>
-            </w:drawing>
-          </mc:Choice>
-          <mc:Fallback>
-            <w:pict>
-              <v:shape w14:anchorId="1ECCAA5E" id="Text Box 42" o:spid="_x0000_s1029" type="#_x0000_t202" style="position:absolute;margin-left:0;margin-top:366pt;width:240pt;height:47.25pt;z-index:251703296;visibility:visible;mso-wrap-style:square;mso-wrap-distance-left:9pt;mso-wrap-distance-top:0;mso-wrap-distance-right:9pt;mso-wrap-distance-bottom:0;mso-position-horizontal:center;mso-position-horizontal-relative:margin;mso-position-vertical:absolute;mso-position-vertical-relative:text;v-text-anchor:top" o:gfxdata="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" filled="f" stroked="f" strokeweight=".5pt">
-                <v:textbox>
-                  <w:txbxContent>
-                    <w:p>
-                      <w:pPr>
-                        <w:jc w:val="center"/>
-                        <w:rPr>
-                          <w:rFonts w:ascii="Arial" w:hAnsi="Arial" w:cs="Arial"/>
-                          <w:color w:val="1A1A1A"/>
-                          <w:sz w:val="28"/>
-                        </w:rPr>
-                      </w:pPr>
-                      <w:r>
-                        <w:rPr>
-                          <w:rFonts w:ascii="Arial" w:hAnsi="Arial" w:cs="Arial"/>
-                          <w:color w:val="1A1A1A"/>
-                          <w:sz w:val="28"/>
-                        </w:rPr>
-                        <w:t>Map and Results Module</w:t>
                       </w:r>
                     </w:p>
                     <w:p>
@@ -632,10 +859,10 @@
               <wp:anchor distT="0" distB="0" distL="114300" distR="114300" simplePos="0" relativeHeight="251701248" behindDoc="0" locked="0" layoutInCell="1" allowOverlap="1" wp14:anchorId="3AE7FF32" wp14:editId="71360198">
                 <wp:simplePos x="0" y="0"/>
                 <wp:positionH relativeFrom="margin">
-                  <wp:align>center</wp:align>
+                  <wp:posOffset>2027555</wp:posOffset>
                 </wp:positionH>
                 <wp:positionV relativeFrom="paragraph">
-                  <wp:posOffset>5457825</wp:posOffset>
+                  <wp:posOffset>5983605</wp:posOffset>
                 </wp:positionV>
                 <wp:extent cx="3048000" cy="600075"/>
                 <wp:effectExtent l="0" t="0" r="0" b="0"/>
@@ -712,7 +939,7 @@
           </mc:Choice>
           <mc:Fallback>
             <w:pict>
-              <v:shape w14:anchorId="3AE7FF32" id="Text Box 41" o:spid="_x0000_s1030" type="#_x0000_t202" style="position:absolute;margin-left:0;margin-top:429.75pt;width:240pt;height:47.25pt;z-index:251701248;visibility:visible;mso-wrap-style:square;mso-wrap-distance-left:9pt;mso-wrap-distance-top:0;mso-wrap-distance-right:9pt;mso-wrap-distance-bottom:0;mso-position-horizontal:center;mso-position-horizontal-relative:margin;mso-position-vertical:absolute;mso-position-vertical-relative:text;v-text-anchor:top" o:gfxdata="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" filled="f" stroked="f" strokeweight=".5pt">
+              <v:shape w14:anchorId="3AE7FF32" id="Text Box 41" o:spid="_x0000_s1031" type="#_x0000_t202" style="position:absolute;margin-left:159.65pt;margin-top:471.15pt;width:240pt;height:47.25pt;z-index:251701248;visibility:visible;mso-wrap-style:square;mso-wrap-distance-left:9pt;mso-wrap-distance-top:0;mso-wrap-distance-right:9pt;mso-wrap-distance-bottom:0;mso-position-horizontal:absolute;mso-position-horizontal-relative:margin;mso-position-vertical:absolute;mso-position-vertical-relative:text;v-text-anchor:top" o:gfxdata="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" filled="f" stroked="f" strokeweight=".5pt">
                 <v:textbox>
                   <w:txbxContent>
                     <w:p>
@@ -768,10 +995,10 @@
               <wp:anchor distT="0" distB="0" distL="114300" distR="114300" simplePos="0" relativeHeight="251699200" behindDoc="0" locked="0" layoutInCell="1" allowOverlap="1">
                 <wp:simplePos x="0" y="0"/>
                 <wp:positionH relativeFrom="margin">
-                  <wp:align>center</wp:align>
+                  <wp:posOffset>2027555</wp:posOffset>
                 </wp:positionH>
                 <wp:positionV relativeFrom="paragraph">
-                  <wp:posOffset>6353175</wp:posOffset>
+                  <wp:posOffset>6878955</wp:posOffset>
                 </wp:positionV>
                 <wp:extent cx="3048000" cy="600075"/>
                 <wp:effectExtent l="0" t="0" r="0" b="0"/>
@@ -842,7 +1069,7 @@
           </mc:Choice>
           <mc:Fallback>
             <w:pict>
-              <v:shape id="Text Box 40" o:spid="_x0000_s1031" type="#_x0000_t202" style="position:absolute;margin-left:0;margin-top:500.25pt;width:240pt;height:47.25pt;z-index:251699200;visibility:visible;mso-wrap-style:square;mso-wrap-distance-left:9pt;mso-wrap-distance-top:0;mso-wrap-distance-right:9pt;mso-wrap-distance-bottom:0;mso-position-horizontal:center;mso-position-horizontal-relative:margin;mso-position-vertical:absolute;mso-position-vertical-relative:text;v-text-anchor:top" o:gfxdata="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" filled="f" stroked="f" strokeweight=".5pt">
+              <v:shape id="Text Box 40" o:spid="_x0000_s1032" type="#_x0000_t202" style="position:absolute;margin-left:159.65pt;margin-top:541.65pt;width:240pt;height:47.25pt;z-index:251699200;visibility:visible;mso-wrap-style:square;mso-wrap-distance-left:9pt;mso-wrap-distance-top:0;mso-wrap-distance-right:9pt;mso-wrap-distance-bottom:0;mso-position-horizontal:absolute;mso-position-horizontal-relative:margin;mso-position-vertical:absolute;mso-position-vertical-relative:text;v-text-anchor:top" o:gfxdata="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" filled="f" stroked="f" strokeweight=".5pt">
                 <v:textbox>
                   <w:txbxContent>
                     <w:p>
@@ -889,125 +1116,13 @@
         <mc:AlternateContent>
           <mc:Choice Requires="wps">
             <w:drawing>
-              <wp:anchor distT="0" distB="0" distL="114300" distR="114300" simplePos="0" relativeHeight="251698176" behindDoc="0" locked="1" layoutInCell="1" allowOverlap="1">
-                <wp:simplePos x="0" y="0"/>
-                <wp:positionH relativeFrom="page">
-                  <wp:posOffset>2044700</wp:posOffset>
-                </wp:positionH>
-                <wp:positionV relativeFrom="page">
-                  <wp:posOffset>9766300</wp:posOffset>
-                </wp:positionV>
-                <wp:extent cx="3467100" cy="304800"/>
-                <wp:effectExtent l="0" t="0" r="0" b="0"/>
-                <wp:wrapNone/>
-                <wp:docPr id="39" name="Text Box 39"/>
-                <wp:cNvGraphicFramePr/>
-                <a:graphic xmlns:a="http://schemas.openxmlformats.org/drawingml/2006/main">
-                  <a:graphicData uri="http://schemas.microsoft.com/office/word/2010/wordprocessingShape">
-                    <wps:wsp>
-                      <wps:cNvSpPr txBox="1"/>
-                      <wps:spPr>
-                        <a:xfrm>
-                          <a:off x="0" y="0"/>
-                          <a:ext cx="3467100" cy="304800"/>
-                        </a:xfrm>
-                        <a:prstGeom prst="rect">
-                          <a:avLst/>
-                        </a:prstGeom>
-                        <a:noFill/>
-                        <a:ln w="6350">
-                          <a:noFill/>
-                        </a:ln>
-                        <a:extLst>
-                          <a:ext uri="{91240B29-F687-4F45-9708-019B960494DF}">
-                            <a14:hiddenLine xmlns:a14="http://schemas.microsoft.com/office/drawing/2010/main" w="6350">
-                              <a:solidFill>
-                                <a:prstClr val="black"/>
-                              </a:solidFill>
-                            </a14:hiddenLine>
-                          </a:ext>
-                        </a:extLst>
-                      </wps:spPr>
-                      <wps:txbx>
-                        <w:txbxContent>
-                          <w:p>
-                            <w:pPr>
-                              <w:jc w:val="center"/>
-                              <w:rPr>
-                                <w:rFonts w:ascii="Arial" w:hAnsi="Arial" w:cs="Arial"/>
-                                <w:color w:val="1A1A1A"/>
-                                <w:sz w:val="18"/>
-                              </w:rPr>
-                            </w:pPr>
-                            <w:r>
-                              <w:rPr>
-                                <w:rFonts w:ascii="Arial" w:hAnsi="Arial" w:cs="Arial"/>
-                                <w:color w:val="1A1A1A"/>
-                                <w:sz w:val="18"/>
-                              </w:rPr>
-                              <w:t>Figure 1. System Architecture of FloodSense.</w:t>
-                            </w:r>
-                          </w:p>
-                        </w:txbxContent>
-                      </wps:txbx>
-                      <wps:bodyPr rot="0" spcFirstLastPara="0" vertOverflow="overflow" horzOverflow="overflow" vert="horz" wrap="square" lIns="38100" tIns="25400" rIns="38100" bIns="25400" numCol="1" spcCol="0" rtlCol="0" fromWordArt="0" anchor="ctr" anchorCtr="0" forceAA="0" compatLnSpc="1">
-                        <a:prstTxWarp prst="textNoShape">
-                          <a:avLst/>
-                        </a:prstTxWarp>
-                        <a:noAutofit/>
-                      </wps:bodyPr>
-                    </wps:wsp>
-                  </a:graphicData>
-                </a:graphic>
-              </wp:anchor>
-            </w:drawing>
-          </mc:Choice>
-          <mc:Fallback>
-            <w:pict>
-              <v:shape id="Text Box 39" o:spid="_x0000_s1032" type="#_x0000_t202" style="position:absolute;margin-left:161pt;margin-top:769pt;width:273pt;height:24pt;z-index:251698176;visibility:visible;mso-wrap-style:square;mso-wrap-distance-left:9pt;mso-wrap-distance-top:0;mso-wrap-distance-right:9pt;mso-wrap-distance-bottom:0;mso-position-horizontal:absolute;mso-position-horizontal-relative:page;mso-position-vertical:absolute;mso-position-vertical-relative:page;v-text-anchor:middle" o:gfxdata="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" filled="f" stroked="f" strokeweight=".5pt">
-                <v:textbox inset="3pt,2pt,3pt,2pt">
-                  <w:txbxContent>
-                    <w:p>
-                      <w:pPr>
-                        <w:jc w:val="center"/>
-                        <w:rPr>
-                          <w:rFonts w:ascii="Arial" w:hAnsi="Arial" w:cs="Arial"/>
-                          <w:color w:val="1A1A1A"/>
-                          <w:sz w:val="18"/>
-                        </w:rPr>
-                      </w:pPr>
-                      <w:r>
-                        <w:rPr>
-                          <w:rFonts w:ascii="Arial" w:hAnsi="Arial" w:cs="Arial"/>
-                          <w:color w:val="1A1A1A"/>
-                          <w:sz w:val="18"/>
-                        </w:rPr>
-                        <w:t>Figure 1. System Architecture of FloodSense.</w:t>
-                      </w:r>
-                    </w:p>
-                  </w:txbxContent>
-                </v:textbox>
-                <w10:wrap anchorx="page" anchory="page"/>
-                <w10:anchorlock/>
-              </v:shape>
-            </w:pict>
-          </mc:Fallback>
-        </mc:AlternateContent>
-      </w:r>
-      <w:r>
-        <w:rPr>
-          <w:noProof/>
-        </w:rPr>
-        <mc:AlternateContent>
-          <mc:Choice Requires="wps">
-            <w:drawing>
               <wp:anchor distT="0" distB="0" distL="114300" distR="114300" simplePos="0" relativeHeight="251697152" behindDoc="0" locked="1" layoutInCell="1" allowOverlap="1">
                 <wp:simplePos x="0" y="0"/>
                 <wp:positionH relativeFrom="page">
                   <wp:posOffset>2768600</wp:posOffset>
                 </wp:positionH>
                 <wp:positionV relativeFrom="page">
-                  <wp:posOffset>8496300</wp:posOffset>
+                  <wp:posOffset>9022080</wp:posOffset>
                 </wp:positionV>
                 <wp:extent cx="2019300" cy="825500"/>
                 <wp:effectExtent l="0" t="0" r="19050" b="12700"/>
@@ -1117,7 +1232,7 @@
                 </v:handles>
                 <o:complex v:ext="view"/>
               </v:shapetype>
-              <v:shape id="Cylinder 38" o:spid="_x0000_s1033" type="#_x0000_t22" style="position:absolute;margin-left:218pt;margin-top:669pt;width:159pt;height:65pt;z-index:251697152;visibility:visible;mso-wrap-style:square;mso-wrap-distance-left:9pt;mso-wrap-distance-top:0;mso-wrap-distance-right:9pt;mso-wrap-distance-bottom:0;mso-position-horizontal:absolute;mso-position-horizontal-relative:page;mso-position-vertical:absolute;mso-position-vertical-relative:page;v-text-anchor:middle" o:gfxdata="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" fillcolor="#a9d1f5" strokecolor="#4276af" strokeweight="1pt">
+              <v:shape id="Cylinder 38" o:spid="_x0000_s1033" type="#_x0000_t22" style="position:absolute;margin-left:218pt;margin-top:710.4pt;width:159pt;height:65pt;z-index:251697152;visibility:visible;mso-wrap-style:square;mso-wrap-distance-left:9pt;mso-wrap-distance-top:0;mso-wrap-distance-right:9pt;mso-wrap-distance-bottom:0;mso-position-horizontal:absolute;mso-position-horizontal-relative:page;mso-position-vertical:absolute;mso-position-vertical-relative:page;v-text-anchor:middle" o:gfxdata="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" fillcolor="#a9d1f5" strokecolor="#4276af" strokeweight="1pt">
                 <v:stroke joinstyle="miter"/>
                 <v:textbox inset="3pt,2pt,3pt,2pt">
                   <w:txbxContent>
@@ -1179,7 +1294,7 @@
                   <wp:posOffset>4140200</wp:posOffset>
                 </wp:positionH>
                 <wp:positionV relativeFrom="page">
-                  <wp:posOffset>8166100</wp:posOffset>
+                  <wp:posOffset>8691880</wp:posOffset>
                 </wp:positionV>
                 <wp:extent cx="1308100" cy="292100"/>
                 <wp:effectExtent l="0" t="0" r="6350" b="0"/>
@@ -1248,7 +1363,7 @@
           </mc:Choice>
           <mc:Fallback>
             <w:pict>
-              <v:shape id="Text Box 37" o:spid="_x0000_s1034" type="#_x0000_t202" style="position:absolute;margin-left:326pt;margin-top:643pt;width:103pt;height:23pt;z-index:251696128;visibility:visible;mso-wrap-style:square;mso-wrap-distance-left:9pt;mso-wrap-distance-top:0;mso-wrap-distance-right:9pt;mso-wrap-distance-bottom:0;mso-position-horizontal:absolute;mso-position-horizontal-relative:page;mso-position-vertical:absolute;mso-position-vertical-relative:page;v-text-anchor:middle" o:gfxdata="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" filled="f" stroked="f" strokeweight=".5pt">
+              <v:shape id="Text Box 37" o:spid="_x0000_s1034" type="#_x0000_t202" style="position:absolute;margin-left:326pt;margin-top:684.4pt;width:103pt;height:23pt;z-index:251696128;visibility:visible;mso-wrap-style:square;mso-wrap-distance-left:9pt;mso-wrap-distance-top:0;mso-wrap-distance-right:9pt;mso-wrap-distance-bottom:0;mso-position-horizontal:absolute;mso-position-horizontal-relative:page;mso-position-vertical:absolute;mso-position-vertical-relative:page;v-text-anchor:middle" o:gfxdata="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" filled="f" stroked="f" strokeweight=".5pt">
                 <v:textbox inset="3pt,2pt,3pt,2pt">
                   <w:txbxContent>
                     <w:p>
@@ -1291,7 +1406,7 @@
                   <wp:posOffset>2273300</wp:posOffset>
                 </wp:positionH>
                 <wp:positionV relativeFrom="page">
-                  <wp:posOffset>8166100</wp:posOffset>
+                  <wp:posOffset>8691880</wp:posOffset>
                 </wp:positionV>
                 <wp:extent cx="1117600" cy="292100"/>
                 <wp:effectExtent l="0" t="0" r="6350" b="0"/>
@@ -1360,7 +1475,7 @@
           </mc:Choice>
           <mc:Fallback>
             <w:pict>
-              <v:shape id="Text Box 36" o:spid="_x0000_s1035" type="#_x0000_t202" style="position:absolute;margin-left:179pt;margin-top:643pt;width:88pt;height:23pt;z-index:251695104;visibility:visible;mso-wrap-style:square;mso-wrap-distance-left:9pt;mso-wrap-distance-top:0;mso-wrap-distance-right:9pt;mso-wrap-distance-bottom:0;mso-position-horizontal:absolute;mso-position-horizontal-relative:page;mso-position-vertical:absolute;mso-position-vertical-relative:page;v-text-anchor:middle" o:gfxdata="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" filled="f" stroked="f" strokeweight=".5pt">
+              <v:shape id="Text Box 36" o:spid="_x0000_s1035" type="#_x0000_t202" style="position:absolute;margin-left:179pt;margin-top:684.4pt;width:88pt;height:23pt;z-index:251695104;visibility:visible;mso-wrap-style:square;mso-wrap-distance-left:9pt;mso-wrap-distance-top:0;mso-wrap-distance-right:9pt;mso-wrap-distance-bottom:0;mso-position-horizontal:absolute;mso-position-horizontal-relative:page;mso-position-vertical:absolute;mso-position-vertical-relative:page;v-text-anchor:middle" o:gfxdata="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" filled="f" stroked="f" strokeweight=".5pt">
                 <v:textbox inset="3pt,2pt,3pt,2pt">
                   <w:txbxContent>
                     <w:p>
@@ -1403,7 +1518,7 @@
                   <wp:posOffset>3949700</wp:posOffset>
                 </wp:positionH>
                 <wp:positionV relativeFrom="page">
-                  <wp:posOffset>8140700</wp:posOffset>
+                  <wp:posOffset>8666480</wp:posOffset>
                 </wp:positionV>
                 <wp:extent cx="0" cy="330200"/>
                 <wp:effectExtent l="95250" t="38100" r="57150" b="12700"/>
@@ -1452,11 +1567,11 @@
           </mc:Choice>
           <mc:Fallback>
             <w:pict>
-              <v:shapetype w14:anchorId="6BD915DB" id="_x0000_t32" coordsize="21600,21600" o:spt="32" o:oned="t" path="m,l21600,21600e" filled="f">
+              <v:shapetype w14:anchorId="31503835" id="_x0000_t32" coordsize="21600,21600" o:spt="32" o:oned="t" path="m,l21600,21600e" filled="f">
                 <v:path arrowok="t" fillok="f" o:connecttype="none"/>
                 <o:lock v:ext="edit" shapetype="t"/>
               </v:shapetype>
-              <v:shape id="Straight Arrow Connector 35" o:spid="_x0000_s1026" type="#_x0000_t32" style="position:absolute;margin-left:311pt;margin-top:641pt;width:0;height:26pt;flip:y;z-index:251694080;visibility:visible;mso-wrap-style:square;mso-wrap-distance-left:9pt;mso-wrap-distance-top:0;mso-wrap-distance-right:9pt;mso-wrap-distance-bottom:0;mso-position-horizontal:absolute;mso-position-horizontal-relative:page;mso-position-vertical:absolute;mso-position-vertical-relative:page" o:gfxdata="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" strokecolor="#262626" strokeweight="1.15pt">
+              <v:shape id="Straight Arrow Connector 35" o:spid="_x0000_s1026" type="#_x0000_t32" style="position:absolute;margin-left:311pt;margin-top:682.4pt;width:0;height:26pt;flip:y;z-index:251694080;visibility:visible;mso-wrap-style:square;mso-wrap-distance-left:9pt;mso-wrap-distance-top:0;mso-wrap-distance-right:9pt;mso-wrap-distance-bottom:0;mso-position-horizontal:absolute;mso-position-horizontal-relative:page;mso-position-vertical:absolute;mso-position-vertical-relative:page" o:gfxdata="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" strokecolor="#262626" strokeweight="1.15pt">
                 <v:stroke endarrow="open" joinstyle="miter"/>
                 <w10:wrap anchorx="page" anchory="page"/>
                 <w10:anchorlock/>
@@ -1478,7 +1593,7 @@
                   <wp:posOffset>3606800</wp:posOffset>
                 </wp:positionH>
                 <wp:positionV relativeFrom="page">
-                  <wp:posOffset>8140700</wp:posOffset>
+                  <wp:posOffset>8666480</wp:posOffset>
                 </wp:positionV>
                 <wp:extent cx="0" cy="330200"/>
                 <wp:effectExtent l="95250" t="0" r="76200" b="50800"/>
@@ -1527,7 +1642,7 @@
           </mc:Choice>
           <mc:Fallback>
             <w:pict>
-              <v:shape w14:anchorId="2972D531" id="Straight Arrow Connector 34" o:spid="_x0000_s1026" type="#_x0000_t32" style="position:absolute;margin-left:284pt;margin-top:641pt;width:0;height:26pt;z-index:251693056;visibility:visible;mso-wrap-style:square;mso-wrap-distance-left:9pt;mso-wrap-distance-top:0;mso-wrap-distance-right:9pt;mso-wrap-distance-bottom:0;mso-position-horizontal:absolute;mso-position-horizontal-relative:page;mso-position-vertical:absolute;mso-position-vertical-relative:page" o:gfxdata="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" strokecolor="#262626" strokeweight="1.15pt">
+              <v:shape w14:anchorId="66FCF7B4" id="Straight Arrow Connector 34" o:spid="_x0000_s1026" type="#_x0000_t32" style="position:absolute;margin-left:284pt;margin-top:682.4pt;width:0;height:26pt;z-index:251693056;visibility:visible;mso-wrap-style:square;mso-wrap-distance-left:9pt;mso-wrap-distance-top:0;mso-wrap-distance-right:9pt;mso-wrap-distance-bottom:0;mso-position-horizontal:absolute;mso-position-horizontal-relative:page;mso-position-vertical:absolute;mso-position-vertical-relative:page" o:gfxdata="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" strokecolor="#262626" strokeweight="1.15pt">
                 <v:stroke endarrow="open" joinstyle="miter"/>
                 <w10:wrap anchorx="page" anchory="page"/>
                 <w10:anchorlock/>
@@ -1549,7 +1664,7 @@
                   <wp:posOffset>5772150</wp:posOffset>
                 </wp:positionH>
                 <wp:positionV relativeFrom="page">
-                  <wp:posOffset>6400800</wp:posOffset>
+                  <wp:posOffset>6926580</wp:posOffset>
                 </wp:positionV>
                 <wp:extent cx="1219200" cy="390525"/>
                 <wp:effectExtent l="0" t="0" r="0" b="9525"/>
@@ -1632,7 +1747,7 @@
           </mc:Choice>
           <mc:Fallback>
             <w:pict>
-              <v:shape id="Text Box 33" o:spid="_x0000_s1036" type="#_x0000_t202" style="position:absolute;margin-left:454.5pt;margin-top:7in;width:96pt;height:30.75pt;z-index:251692032;visibility:visible;mso-wrap-style:square;mso-width-percent:0;mso-height-percent:0;mso-wrap-distance-left:9pt;mso-wrap-distance-top:0;mso-wrap-distance-right:9pt;mso-wrap-distance-bottom:0;mso-position-horizontal:absolute;mso-position-horizontal-relative:page;mso-position-vertical:absolute;mso-position-vertical-relative:page;mso-width-percent:0;mso-height-percent:0;mso-width-relative:margin;mso-height-relative:margin;v-text-anchor:middle" o:gfxdata="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" filled="f" stroked="f" strokeweight=".5pt">
+              <v:shape id="Text Box 33" o:spid="_x0000_s1036" type="#_x0000_t202" style="position:absolute;margin-left:454.5pt;margin-top:545.4pt;width:96pt;height:30.75pt;z-index:251692032;visibility:visible;mso-wrap-style:square;mso-width-percent:0;mso-height-percent:0;mso-wrap-distance-left:9pt;mso-wrap-distance-top:0;mso-wrap-distance-right:9pt;mso-wrap-distance-bottom:0;mso-position-horizontal:absolute;mso-position-horizontal-relative:page;mso-position-vertical:absolute;mso-position-vertical-relative:page;mso-width-percent:0;mso-height-percent:0;mso-width-relative:margin;mso-height-relative:margin;v-text-anchor:middle" o:gfxdata="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" filled="f" stroked="f" strokeweight=".5pt">
                 <v:textbox inset="3pt,2pt,3pt,2pt">
                   <w:txbxContent>
                     <w:p>
@@ -1683,7 +1798,7 @@
                   <wp:posOffset>5651500</wp:posOffset>
                 </wp:positionH>
                 <wp:positionV relativeFrom="page">
-                  <wp:posOffset>1917700</wp:posOffset>
+                  <wp:posOffset>2443480</wp:posOffset>
                 </wp:positionV>
                 <wp:extent cx="965200" cy="368300"/>
                 <wp:effectExtent l="0" t="0" r="6350" b="0"/>
@@ -1767,7 +1882,7 @@
           </mc:Choice>
           <mc:Fallback>
             <w:pict>
-              <v:shape id="Text Box 32" o:spid="_x0000_s1037" type="#_x0000_t202" style="position:absolute;margin-left:445pt;margin-top:151pt;width:76pt;height:29pt;z-index:251691008;visibility:visible;mso-wrap-style:square;mso-wrap-distance-left:9pt;mso-wrap-distance-top:0;mso-wrap-distance-right:9pt;mso-wrap-distance-bottom:0;mso-position-horizontal:absolute;mso-position-horizontal-relative:page;mso-position-vertical:absolute;mso-position-vertical-relative:page;v-text-anchor:middle" o:gfxdata="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" filled="f" stroked="f" strokeweight=".5pt">
+              <v:shape id="Text Box 32" o:spid="_x0000_s1037" type="#_x0000_t202" style="position:absolute;margin-left:445pt;margin-top:192.4pt;width:76pt;height:29pt;z-index:251691008;visibility:visible;mso-wrap-style:square;mso-wrap-distance-left:9pt;mso-wrap-distance-top:0;mso-wrap-distance-right:9pt;mso-wrap-distance-bottom:0;mso-position-horizontal:absolute;mso-position-horizontal-relative:page;mso-position-vertical:absolute;mso-position-vertical-relative:page;v-text-anchor:middle" o:gfxdata="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" filled="f" stroked="f" strokeweight=".5pt">
                 <v:textbox inset="3pt,2pt,3pt,2pt">
                   <w:txbxContent>
                     <w:p>
@@ -1825,7 +1940,7 @@
                   <wp:posOffset>5308600</wp:posOffset>
                 </wp:positionH>
                 <wp:positionV relativeFrom="page">
-                  <wp:posOffset>6794500</wp:posOffset>
+                  <wp:posOffset>7320280</wp:posOffset>
                 </wp:positionV>
                 <wp:extent cx="495300" cy="0"/>
                 <wp:effectExtent l="38100" t="76200" r="0" b="114300"/>
@@ -1874,7 +1989,7 @@
           </mc:Choice>
           <mc:Fallback>
             <w:pict>
-              <v:shape w14:anchorId="5A5A3EEE" id="Straight Arrow Connector 31" o:spid="_x0000_s1026" type="#_x0000_t32" style="position:absolute;margin-left:418pt;margin-top:535pt;width:39pt;height:0;flip:x;z-index:251689984;visibility:visible;mso-wrap-style:square;mso-wrap-distance-left:9pt;mso-wrap-distance-top:0;mso-wrap-distance-right:9pt;mso-wrap-distance-bottom:0;mso-position-horizontal:absolute;mso-position-horizontal-relative:page;mso-position-vertical:absolute;mso-position-vertical-relative:page" o:gfxdata="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" strokecolor="#262626" strokeweight="1.15pt">
+              <v:shape w14:anchorId="519D360C" id="Straight Arrow Connector 31" o:spid="_x0000_s1026" type="#_x0000_t32" style="position:absolute;margin-left:418pt;margin-top:576.4pt;width:39pt;height:0;flip:x;z-index:251689984;visibility:visible;mso-wrap-style:square;mso-wrap-distance-left:9pt;mso-wrap-distance-top:0;mso-wrap-distance-right:9pt;mso-wrap-distance-bottom:0;mso-position-horizontal:absolute;mso-position-horizontal-relative:page;mso-position-vertical:absolute;mso-position-vertical-relative:page" o:gfxdata="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" strokecolor="#262626" strokeweight="1.15pt">
                 <v:stroke endarrow="open" joinstyle="miter"/>
                 <w10:wrap anchorx="page" anchory="page"/>
                 <w10:anchorlock/>
@@ -1896,7 +2011,7 @@
                   <wp:posOffset>5308600</wp:posOffset>
                 </wp:positionH>
                 <wp:positionV relativeFrom="page">
-                  <wp:posOffset>2349500</wp:posOffset>
+                  <wp:posOffset>2875280</wp:posOffset>
                 </wp:positionV>
                 <wp:extent cx="495300" cy="0"/>
                 <wp:effectExtent l="38100" t="76200" r="0" b="114300"/>
@@ -1945,7 +2060,7 @@
           </mc:Choice>
           <mc:Fallback>
             <w:pict>
-              <v:shape w14:anchorId="199EEC67" id="Straight Arrow Connector 30" o:spid="_x0000_s1026" type="#_x0000_t32" style="position:absolute;margin-left:418pt;margin-top:185pt;width:39pt;height:0;flip:x;z-index:251688960;visibility:visible;mso-wrap-style:square;mso-wrap-distance-left:9pt;mso-wrap-distance-top:0;mso-wrap-distance-right:9pt;mso-wrap-distance-bottom:0;mso-position-horizontal:absolute;mso-position-horizontal-relative:page;mso-position-vertical:absolute;mso-position-vertical-relative:page" o:gfxdata="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" strokecolor="#262626" strokeweight="1.15pt">
+              <v:shape w14:anchorId="68255ADA" id="Straight Arrow Connector 30" o:spid="_x0000_s1026" type="#_x0000_t32" style="position:absolute;margin-left:418pt;margin-top:226.4pt;width:39pt;height:0;flip:x;z-index:251688960;visibility:visible;mso-wrap-style:square;mso-wrap-distance-left:9pt;mso-wrap-distance-top:0;mso-wrap-distance-right:9pt;mso-wrap-distance-bottom:0;mso-position-horizontal:absolute;mso-position-horizontal-relative:page;mso-position-vertical:absolute;mso-position-vertical-relative:page" o:gfxdata="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" strokecolor="#262626" strokeweight="1.15pt">
                 <v:stroke endarrow="open" joinstyle="miter"/>
                 <w10:wrap anchorx="page" anchory="page"/>
                 <w10:anchorlock/>
@@ -1967,7 +2082,7 @@
                   <wp:posOffset>5803900</wp:posOffset>
                 </wp:positionH>
                 <wp:positionV relativeFrom="page">
-                  <wp:posOffset>4254500</wp:posOffset>
+                  <wp:posOffset>4780280</wp:posOffset>
                 </wp:positionV>
                 <wp:extent cx="635000" cy="0"/>
                 <wp:effectExtent l="0" t="0" r="0" b="0"/>
@@ -2015,7 +2130,7 @@
           </mc:Choice>
           <mc:Fallback>
             <w:pict>
-              <v:line w14:anchorId="17C2B875" id="Straight Connector 29" o:spid="_x0000_s1026" style="position:absolute;z-index:251687936;visibility:visible;mso-wrap-style:square;mso-wrap-distance-left:9pt;mso-wrap-distance-top:0;mso-wrap-distance-right:9pt;mso-wrap-distance-bottom:0;mso-position-horizontal:absolute;mso-position-horizontal-relative:page;mso-position-vertical:absolute;mso-position-vertical-relative:page" from="457pt,335pt" to="507pt,335pt" o:gfxdata="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" strokecolor="#262626" strokeweight="1.15pt">
+              <v:line w14:anchorId="25217A4B" id="Straight Connector 29" o:spid="_x0000_s1026" style="position:absolute;z-index:251687936;visibility:visible;mso-wrap-style:square;mso-wrap-distance-left:9pt;mso-wrap-distance-top:0;mso-wrap-distance-right:9pt;mso-wrap-distance-bottom:0;mso-position-horizontal:absolute;mso-position-horizontal-relative:page;mso-position-vertical:absolute;mso-position-vertical-relative:page" from="457pt,376.4pt" to="507pt,376.4pt" o:gfxdata="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" strokecolor="#262626" strokeweight="1.15pt">
                 <v:stroke joinstyle="miter"/>
                 <w10:wrap anchorx="page" anchory="page"/>
                 <w10:anchorlock/>
@@ -2037,7 +2152,7 @@
                   <wp:posOffset>5803900</wp:posOffset>
                 </wp:positionH>
                 <wp:positionV relativeFrom="page">
-                  <wp:posOffset>2349500</wp:posOffset>
+                  <wp:posOffset>2875280</wp:posOffset>
                 </wp:positionV>
                 <wp:extent cx="0" cy="4445000"/>
                 <wp:effectExtent l="0" t="0" r="38100" b="31750"/>
@@ -2085,7 +2200,7 @@
           </mc:Choice>
           <mc:Fallback>
             <w:pict>
-              <v:line w14:anchorId="702D392B" id="Straight Connector 28" o:spid="_x0000_s1026" style="position:absolute;z-index:251686912;visibility:visible;mso-wrap-style:square;mso-wrap-distance-left:9pt;mso-wrap-distance-top:0;mso-wrap-distance-right:9pt;mso-wrap-distance-bottom:0;mso-position-horizontal:absolute;mso-position-horizontal-relative:page;mso-position-vertical:absolute;mso-position-vertical-relative:page" from="457pt,185pt" to="457pt,535pt" o:gfxdata="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" strokecolor="#262626" strokeweight="1.15pt">
+              <v:line w14:anchorId="27F3843D" id="Straight Connector 28" o:spid="_x0000_s1026" style="position:absolute;z-index:251686912;visibility:visible;mso-wrap-style:square;mso-wrap-distance-left:9pt;mso-wrap-distance-top:0;mso-wrap-distance-right:9pt;mso-wrap-distance-bottom:0;mso-position-horizontal:absolute;mso-position-horizontal-relative:page;mso-position-vertical:absolute;mso-position-vertical-relative:page" from="457pt,226.4pt" to="457pt,576.4pt" o:gfxdata="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" strokecolor="#262626" strokeweight="1.15pt">
                 <v:stroke joinstyle="miter"/>
                 <w10:wrap anchorx="page" anchory="page"/>
                 <w10:anchorlock/>
@@ -2107,7 +2222,7 @@
                   <wp:posOffset>965200</wp:posOffset>
                 </wp:positionH>
                 <wp:positionV relativeFrom="page">
-                  <wp:posOffset>5461000</wp:posOffset>
+                  <wp:posOffset>5986780</wp:posOffset>
                 </wp:positionV>
                 <wp:extent cx="927100" cy="368300"/>
                 <wp:effectExtent l="0" t="0" r="6350" b="0"/>
@@ -2176,7 +2291,7 @@
           </mc:Choice>
           <mc:Fallback>
             <w:pict>
-              <v:shape id="Text Box 27" o:spid="_x0000_s1038" type="#_x0000_t202" style="position:absolute;margin-left:76pt;margin-top:430pt;width:73pt;height:29pt;z-index:251685888;visibility:visible;mso-wrap-style:square;mso-wrap-distance-left:9pt;mso-wrap-distance-top:0;mso-wrap-distance-right:9pt;mso-wrap-distance-bottom:0;mso-position-horizontal:absolute;mso-position-horizontal-relative:page;mso-position-vertical:absolute;mso-position-vertical-relative:page;v-text-anchor:middle" o:gfxdata="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" filled="f" stroked="f" strokeweight=".5pt">
+              <v:shape id="Text Box 27" o:spid="_x0000_s1038" type="#_x0000_t202" style="position:absolute;margin-left:76pt;margin-top:471.4pt;width:73pt;height:29pt;z-index:251685888;visibility:visible;mso-wrap-style:square;mso-wrap-distance-left:9pt;mso-wrap-distance-top:0;mso-wrap-distance-right:9pt;mso-wrap-distance-bottom:0;mso-position-horizontal:absolute;mso-position-horizontal-relative:page;mso-position-vertical:absolute;mso-position-vertical-relative:page;v-text-anchor:middle" o:gfxdata="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" filled="f" stroked="f" strokeweight=".5pt">
                 <v:textbox inset="3pt,2pt,3pt,2pt">
                   <w:txbxContent>
                     <w:p>
@@ -2219,7 +2334,7 @@
                   <wp:posOffset>1050925</wp:posOffset>
                 </wp:positionH>
                 <wp:positionV relativeFrom="page">
-                  <wp:posOffset>4841875</wp:posOffset>
+                  <wp:posOffset>5367655</wp:posOffset>
                 </wp:positionV>
                 <wp:extent cx="927100" cy="368300"/>
                 <wp:effectExtent l="0" t="0" r="6350" b="0"/>
@@ -2307,7 +2422,7 @@
           </mc:Choice>
           <mc:Fallback>
             <w:pict>
-              <v:shape id="Text Box 26" o:spid="_x0000_s1039" type="#_x0000_t202" style="position:absolute;margin-left:82.75pt;margin-top:381.25pt;width:73pt;height:29pt;z-index:251684864;visibility:visible;mso-wrap-style:square;mso-wrap-distance-left:9pt;mso-wrap-distance-top:0;mso-wrap-distance-right:9pt;mso-wrap-distance-bottom:0;mso-position-horizontal:absolute;mso-position-horizontal-relative:page;mso-position-vertical:absolute;mso-position-vertical-relative:page;v-text-anchor:middle" o:gfxdata="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" filled="f" stroked="f" strokeweight=".5pt">
+              <v:shape id="Text Box 26" o:spid="_x0000_s1039" type="#_x0000_t202" style="position:absolute;margin-left:82.75pt;margin-top:422.65pt;width:73pt;height:29pt;z-index:251684864;visibility:visible;mso-wrap-style:square;mso-wrap-distance-left:9pt;mso-wrap-distance-top:0;mso-wrap-distance-right:9pt;mso-wrap-distance-bottom:0;mso-position-horizontal:absolute;mso-position-horizontal-relative:page;mso-position-vertical:absolute;mso-position-vertical-relative:page;v-text-anchor:middle" o:gfxdata="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" filled="f" stroked="f" strokeweight=".5pt">
                 <v:textbox inset="3pt,2pt,3pt,2pt">
                   <w:txbxContent>
                     <w:p>
@@ -2369,7 +2484,7 @@
                   <wp:posOffset>965200</wp:posOffset>
                 </wp:positionH>
                 <wp:positionV relativeFrom="page">
-                  <wp:posOffset>2806700</wp:posOffset>
+                  <wp:posOffset>3332480</wp:posOffset>
                 </wp:positionV>
                 <wp:extent cx="927100" cy="368300"/>
                 <wp:effectExtent l="0" t="0" r="6350" b="0"/>
@@ -2457,7 +2572,7 @@
           </mc:Choice>
           <mc:Fallback>
             <w:pict>
-              <v:shape id="Text Box 25" o:spid="_x0000_s1040" type="#_x0000_t202" style="position:absolute;margin-left:76pt;margin-top:221pt;width:73pt;height:29pt;z-index:251683840;visibility:visible;mso-wrap-style:square;mso-wrap-distance-left:9pt;mso-wrap-distance-top:0;mso-wrap-distance-right:9pt;mso-wrap-distance-bottom:0;mso-position-horizontal:absolute;mso-position-horizontal-relative:page;mso-position-vertical:absolute;mso-position-vertical-relative:page;v-text-anchor:middle" o:gfxdata="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" filled="f" stroked="f" strokeweight=".5pt">
+              <v:shape id="Text Box 25" o:spid="_x0000_s1040" type="#_x0000_t202" style="position:absolute;margin-left:76pt;margin-top:262.4pt;width:73pt;height:29pt;z-index:251683840;visibility:visible;mso-wrap-style:square;mso-wrap-distance-left:9pt;mso-wrap-distance-top:0;mso-wrap-distance-right:9pt;mso-wrap-distance-bottom:0;mso-position-horizontal:absolute;mso-position-horizontal-relative:page;mso-position-vertical:absolute;mso-position-vertical-relative:page;v-text-anchor:middle" o:gfxdata="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" filled="f" stroked="f" strokeweight=".5pt">
                 <v:textbox inset="3pt,2pt,3pt,2pt">
                   <w:txbxContent>
                     <w:p>
@@ -2519,7 +2634,7 @@
                   <wp:posOffset>965200</wp:posOffset>
                 </wp:positionH>
                 <wp:positionV relativeFrom="page">
-                  <wp:posOffset>1917700</wp:posOffset>
+                  <wp:posOffset>2443480</wp:posOffset>
                 </wp:positionV>
                 <wp:extent cx="927100" cy="368300"/>
                 <wp:effectExtent l="0" t="0" r="6350" b="0"/>
@@ -2608,7 +2723,7 @@
           </mc:Choice>
           <mc:Fallback>
             <w:pict>
-              <v:shape id="Text Box 24" o:spid="_x0000_s1041" type="#_x0000_t202" style="position:absolute;margin-left:76pt;margin-top:151pt;width:73pt;height:29pt;z-index:251682816;visibility:visible;mso-wrap-style:square;mso-wrap-distance-left:9pt;mso-wrap-distance-top:0;mso-wrap-distance-right:9pt;mso-wrap-distance-bottom:0;mso-position-horizontal:absolute;mso-position-horizontal-relative:page;mso-position-vertical:absolute;mso-position-vertical-relative:page;v-text-anchor:middle" o:gfxdata="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" filled="f" stroked="f" strokeweight=".5pt">
+              <v:shape id="Text Box 24" o:spid="_x0000_s1041" type="#_x0000_t202" style="position:absolute;margin-left:76pt;margin-top:192.4pt;width:73pt;height:29pt;z-index:251682816;visibility:visible;mso-wrap-style:square;mso-wrap-distance-left:9pt;mso-wrap-distance-top:0;mso-wrap-distance-right:9pt;mso-wrap-distance-bottom:0;mso-position-horizontal:absolute;mso-position-horizontal-relative:page;mso-position-vertical:absolute;mso-position-vertical-relative:page;v-text-anchor:middle" o:gfxdata="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" filled="f" stroked="f" strokeweight=".5pt">
                 <v:textbox inset="3pt,2pt,3pt,2pt">
                   <w:txbxContent>
                     <w:p>
@@ -2671,7 +2786,7 @@
                   <wp:posOffset>1752600</wp:posOffset>
                 </wp:positionH>
                 <wp:positionV relativeFrom="page">
-                  <wp:posOffset>5905500</wp:posOffset>
+                  <wp:posOffset>6431280</wp:posOffset>
                 </wp:positionV>
                 <wp:extent cx="495300" cy="0"/>
                 <wp:effectExtent l="0" t="76200" r="19050" b="114300"/>
@@ -2720,7 +2835,7 @@
           </mc:Choice>
           <mc:Fallback>
             <w:pict>
-              <v:shape w14:anchorId="10460DC6" id="Straight Arrow Connector 23" o:spid="_x0000_s1026" type="#_x0000_t32" style="position:absolute;margin-left:138pt;margin-top:465pt;width:39pt;height:0;z-index:251681792;visibility:visible;mso-wrap-style:square;mso-wrap-distance-left:9pt;mso-wrap-distance-top:0;mso-wrap-distance-right:9pt;mso-wrap-distance-bottom:0;mso-position-horizontal:absolute;mso-position-horizontal-relative:page;mso-position-vertical:absolute;mso-position-vertical-relative:page" o:gfxdata="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" strokecolor="#262626" strokeweight="1.15pt">
+              <v:shape w14:anchorId="19E2BE7A" id="Straight Arrow Connector 23" o:spid="_x0000_s1026" type="#_x0000_t32" style="position:absolute;margin-left:138pt;margin-top:506.4pt;width:39pt;height:0;z-index:251681792;visibility:visible;mso-wrap-style:square;mso-wrap-distance-left:9pt;mso-wrap-distance-top:0;mso-wrap-distance-right:9pt;mso-wrap-distance-bottom:0;mso-position-horizontal:absolute;mso-position-horizontal-relative:page;mso-position-vertical:absolute;mso-position-vertical-relative:page" o:gfxdata="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" strokecolor="#262626" strokeweight="1.15pt">
                 <v:stroke endarrow="open" joinstyle="miter"/>
                 <w10:wrap anchorx="page" anchory="page"/>
                 <w10:anchorlock/>
@@ -2742,7 +2857,7 @@
                   <wp:posOffset>1752600</wp:posOffset>
                 </wp:positionH>
                 <wp:positionV relativeFrom="page">
-                  <wp:posOffset>5016500</wp:posOffset>
+                  <wp:posOffset>5542280</wp:posOffset>
                 </wp:positionV>
                 <wp:extent cx="495300" cy="0"/>
                 <wp:effectExtent l="0" t="76200" r="19050" b="114300"/>
@@ -2791,7 +2906,7 @@
           </mc:Choice>
           <mc:Fallback>
             <w:pict>
-              <v:shape w14:anchorId="6B1CA5D1" id="Straight Arrow Connector 22" o:spid="_x0000_s1026" type="#_x0000_t32" style="position:absolute;margin-left:138pt;margin-top:395pt;width:39pt;height:0;z-index:251680768;visibility:visible;mso-wrap-style:square;mso-wrap-distance-left:9pt;mso-wrap-distance-top:0;mso-wrap-distance-right:9pt;mso-wrap-distance-bottom:0;mso-position-horizontal:absolute;mso-position-horizontal-relative:page;mso-position-vertical:absolute;mso-position-vertical-relative:page" o:gfxdata="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" strokecolor="#262626" strokeweight="1.15pt">
+              <v:shape w14:anchorId="18113D36" id="Straight Arrow Connector 22" o:spid="_x0000_s1026" type="#_x0000_t32" style="position:absolute;margin-left:138pt;margin-top:436.4pt;width:39pt;height:0;z-index:251680768;visibility:visible;mso-wrap-style:square;mso-wrap-distance-left:9pt;mso-wrap-distance-top:0;mso-wrap-distance-right:9pt;mso-wrap-distance-bottom:0;mso-position-horizontal:absolute;mso-position-horizontal-relative:page;mso-position-vertical:absolute;mso-position-vertical-relative:page" o:gfxdata="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" strokecolor="#262626" strokeweight="1.15pt">
                 <v:stroke endarrow="open" joinstyle="miter"/>
                 <w10:wrap anchorx="page" anchory="page"/>
                 <w10:anchorlock/>
@@ -2813,7 +2928,7 @@
                   <wp:posOffset>1752600</wp:posOffset>
                 </wp:positionH>
                 <wp:positionV relativeFrom="page">
-                  <wp:posOffset>3238500</wp:posOffset>
+                  <wp:posOffset>3764280</wp:posOffset>
                 </wp:positionV>
                 <wp:extent cx="495300" cy="0"/>
                 <wp:effectExtent l="0" t="76200" r="19050" b="114300"/>
@@ -2862,7 +2977,7 @@
           </mc:Choice>
           <mc:Fallback>
             <w:pict>
-              <v:shape w14:anchorId="7D3E2B5C" id="Straight Arrow Connector 21" o:spid="_x0000_s1026" type="#_x0000_t32" style="position:absolute;margin-left:138pt;margin-top:255pt;width:39pt;height:0;z-index:251679744;visibility:visible;mso-wrap-style:square;mso-wrap-distance-left:9pt;mso-wrap-distance-top:0;mso-wrap-distance-right:9pt;mso-wrap-distance-bottom:0;mso-position-horizontal:absolute;mso-position-horizontal-relative:page;mso-position-vertical:absolute;mso-position-vertical-relative:page" o:gfxdata="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" strokecolor="#262626" strokeweight="1.15pt">
+              <v:shape w14:anchorId="6566E79B" id="Straight Arrow Connector 21" o:spid="_x0000_s1026" type="#_x0000_t32" style="position:absolute;margin-left:138pt;margin-top:296.4pt;width:39pt;height:0;z-index:251679744;visibility:visible;mso-wrap-style:square;mso-wrap-distance-left:9pt;mso-wrap-distance-top:0;mso-wrap-distance-right:9pt;mso-wrap-distance-bottom:0;mso-position-horizontal:absolute;mso-position-horizontal-relative:page;mso-position-vertical:absolute;mso-position-vertical-relative:page" o:gfxdata="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" strokecolor="#262626" strokeweight="1.15pt">
                 <v:stroke endarrow="open" joinstyle="miter"/>
                 <w10:wrap anchorx="page" anchory="page"/>
                 <w10:anchorlock/>
@@ -2884,7 +2999,7 @@
                   <wp:posOffset>1752600</wp:posOffset>
                 </wp:positionH>
                 <wp:positionV relativeFrom="page">
-                  <wp:posOffset>2349500</wp:posOffset>
+                  <wp:posOffset>2875280</wp:posOffset>
                 </wp:positionV>
                 <wp:extent cx="495300" cy="0"/>
                 <wp:effectExtent l="0" t="76200" r="19050" b="114300"/>
@@ -2933,7 +3048,7 @@
           </mc:Choice>
           <mc:Fallback>
             <w:pict>
-              <v:shape w14:anchorId="7662363E" id="Straight Arrow Connector 20" o:spid="_x0000_s1026" type="#_x0000_t32" style="position:absolute;margin-left:138pt;margin-top:185pt;width:39pt;height:0;z-index:251678720;visibility:visible;mso-wrap-style:square;mso-wrap-distance-left:9pt;mso-wrap-distance-top:0;mso-wrap-distance-right:9pt;mso-wrap-distance-bottom:0;mso-position-horizontal:absolute;mso-position-horizontal-relative:page;mso-position-vertical:absolute;mso-position-vertical-relative:page" o:gfxdata="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" strokecolor="#262626" strokeweight="1.15pt">
+              <v:shape w14:anchorId="39D7C6F5" id="Straight Arrow Connector 20" o:spid="_x0000_s1026" type="#_x0000_t32" style="position:absolute;margin-left:138pt;margin-top:226.4pt;width:39pt;height:0;z-index:251678720;visibility:visible;mso-wrap-style:square;mso-wrap-distance-left:9pt;mso-wrap-distance-top:0;mso-wrap-distance-right:9pt;mso-wrap-distance-bottom:0;mso-position-horizontal:absolute;mso-position-horizontal-relative:page;mso-position-vertical:absolute;mso-position-vertical-relative:page" o:gfxdata="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" strokecolor="#262626" strokeweight="1.15pt">
                 <v:stroke endarrow="open" joinstyle="miter"/>
                 <w10:wrap anchorx="page" anchory="page"/>
                 <w10:anchorlock/>
@@ -2955,7 +3070,7 @@
                   <wp:posOffset>1752600</wp:posOffset>
                 </wp:positionH>
                 <wp:positionV relativeFrom="page">
-                  <wp:posOffset>2349500</wp:posOffset>
+                  <wp:posOffset>2875280</wp:posOffset>
                 </wp:positionV>
                 <wp:extent cx="0" cy="3556000"/>
                 <wp:effectExtent l="0" t="0" r="38100" b="25400"/>
@@ -3003,7 +3118,7 @@
           </mc:Choice>
           <mc:Fallback>
             <w:pict>
-              <v:line w14:anchorId="30D370FC" id="Straight Connector 19" o:spid="_x0000_s1026" style="position:absolute;z-index:251677696;visibility:visible;mso-wrap-style:square;mso-wrap-distance-left:9pt;mso-wrap-distance-top:0;mso-wrap-distance-right:9pt;mso-wrap-distance-bottom:0;mso-position-horizontal:absolute;mso-position-horizontal-relative:page;mso-position-vertical:absolute;mso-position-vertical-relative:page" from="138pt,185pt" to="138pt,465pt" o:gfxdata="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" strokecolor="#262626" strokeweight="1.15pt">
+              <v:line w14:anchorId="4AA628F4" id="Straight Connector 19" o:spid="_x0000_s1026" style="position:absolute;z-index:251677696;visibility:visible;mso-wrap-style:square;mso-wrap-distance-left:9pt;mso-wrap-distance-top:0;mso-wrap-distance-right:9pt;mso-wrap-distance-bottom:0;mso-position-horizontal:absolute;mso-position-horizontal-relative:page;mso-position-vertical:absolute;mso-position-vertical-relative:page" from="138pt,226.4pt" to="138pt,506.4pt" o:gfxdata="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" strokecolor="#262626" strokeweight="1.15pt">
                 <v:stroke joinstyle="miter"/>
                 <w10:wrap anchorx="page" anchory="page"/>
                 <w10:anchorlock/>
@@ -3025,7 +3140,7 @@
                   <wp:posOffset>1117600</wp:posOffset>
                 </wp:positionH>
                 <wp:positionV relativeFrom="page">
-                  <wp:posOffset>4254500</wp:posOffset>
+                  <wp:posOffset>4780280</wp:posOffset>
                 </wp:positionV>
                 <wp:extent cx="635000" cy="0"/>
                 <wp:effectExtent l="0" t="0" r="0" b="0"/>
@@ -3073,7 +3188,7 @@
           </mc:Choice>
           <mc:Fallback>
             <w:pict>
-              <v:line w14:anchorId="7D7AF819" id="Straight Connector 18" o:spid="_x0000_s1026" style="position:absolute;z-index:251676672;visibility:visible;mso-wrap-style:square;mso-wrap-distance-left:9pt;mso-wrap-distance-top:0;mso-wrap-distance-right:9pt;mso-wrap-distance-bottom:0;mso-position-horizontal:absolute;mso-position-horizontal-relative:page;mso-position-vertical:absolute;mso-position-vertical-relative:page" from="88pt,335pt" to="138pt,335pt" o:gfxdata="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" strokecolor="#262626" strokeweight="1.15pt">
+              <v:line w14:anchorId="300B5488" id="Straight Connector 18" o:spid="_x0000_s1026" style="position:absolute;z-index:251676672;visibility:visible;mso-wrap-style:square;mso-wrap-distance-left:9pt;mso-wrap-distance-top:0;mso-wrap-distance-right:9pt;mso-wrap-distance-bottom:0;mso-position-horizontal:absolute;mso-position-horizontal-relative:page;mso-position-vertical:absolute;mso-position-vertical-relative:page" from="88pt,376.4pt" to="138pt,376.4pt" o:gfxdata="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" strokecolor="#262626" strokeweight="1.15pt">
                 <v:stroke joinstyle="miter"/>
                 <w10:wrap anchorx="page" anchory="page"/>
                 <w10:anchorlock/>
@@ -3095,7 +3210,7 @@
                   <wp:posOffset>6083300</wp:posOffset>
                 </wp:positionH>
                 <wp:positionV relativeFrom="page">
-                  <wp:posOffset>4660900</wp:posOffset>
+                  <wp:posOffset>5186680</wp:posOffset>
                 </wp:positionV>
                 <wp:extent cx="1358900" cy="317500"/>
                 <wp:effectExtent l="0" t="0" r="0" b="6350"/>
@@ -3164,7 +3279,7 @@
           </mc:Choice>
           <mc:Fallback>
             <w:pict>
-              <v:shape id="Text Box 17" o:spid="_x0000_s1042" type="#_x0000_t202" style="position:absolute;margin-left:479pt;margin-top:367pt;width:107pt;height:25pt;z-index:251675648;visibility:visible;mso-wrap-style:square;mso-wrap-distance-left:9pt;mso-wrap-distance-top:0;mso-wrap-distance-right:9pt;mso-wrap-distance-bottom:0;mso-position-horizontal:absolute;mso-position-horizontal-relative:page;mso-position-vertical:absolute;mso-position-vertical-relative:page;v-text-anchor:middle" o:gfxdata="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" filled="f" stroked="f" strokeweight=".5pt">
+              <v:shape id="Text Box 17" o:spid="_x0000_s1042" type="#_x0000_t202" style="position:absolute;margin-left:479pt;margin-top:408.4pt;width:107pt;height:25pt;z-index:251675648;visibility:visible;mso-wrap-style:square;mso-wrap-distance-left:9pt;mso-wrap-distance-top:0;mso-wrap-distance-right:9pt;mso-wrap-distance-bottom:0;mso-position-horizontal:absolute;mso-position-horizontal-relative:page;mso-position-vertical:absolute;mso-position-vertical-relative:page;v-text-anchor:middle" o:gfxdata="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" filled="f" stroked="f" strokeweight=".5pt">
                 <v:textbox inset="3pt,2pt,3pt,2pt">
                   <w:txbxContent>
                     <w:p>
@@ -3207,7 +3322,7 @@
                   <wp:posOffset>6438900</wp:posOffset>
                 </wp:positionH>
                 <wp:positionV relativeFrom="page">
-                  <wp:posOffset>3924300</wp:posOffset>
+                  <wp:posOffset>4450080</wp:posOffset>
                 </wp:positionV>
                 <wp:extent cx="622300" cy="673100"/>
                 <wp:effectExtent l="0" t="0" r="25400" b="12700"/>
@@ -3265,7 +3380,7 @@
           </mc:Choice>
           <mc:Fallback>
             <w:pict>
-              <v:roundrect w14:anchorId="092A7821" id="Rectangle: Rounded Corners 16" o:spid="_x0000_s1026" style="position:absolute;margin-left:507pt;margin-top:309pt;width:49pt;height:53pt;z-index:251674624;visibility:visible;mso-wrap-style:square;mso-wrap-distance-left:9pt;mso-wrap-distance-top:0;mso-wrap-distance-right:9pt;mso-wrap-distance-bottom:0;mso-position-horizontal:absolute;mso-position-horizontal-relative:page;mso-position-vertical:absolute;mso-position-vertical-relative:page;v-text-anchor:middle" arcsize="10923f" o:gfxdata="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" fillcolor="#252525" strokecolor="#252525" strokeweight="1pt">
+              <v:roundrect w14:anchorId="73EE5946" id="Rectangle: Rounded Corners 16" o:spid="_x0000_s1026" style="position:absolute;margin-left:507pt;margin-top:350.4pt;width:49pt;height:53pt;z-index:251674624;visibility:visible;mso-wrap-style:square;mso-wrap-distance-left:9pt;mso-wrap-distance-top:0;mso-wrap-distance-right:9pt;mso-wrap-distance-bottom:0;mso-position-horizontal:absolute;mso-position-horizontal-relative:page;mso-position-vertical:absolute;mso-position-vertical-relative:page;v-text-anchor:middle" arcsize="10923f" o:gfxdata="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" fillcolor="#252525" strokecolor="#252525" strokeweight="1pt">
                 <v:stroke joinstyle="miter"/>
                 <w10:wrap anchorx="page" anchory="page"/>
                 <w10:anchorlock/>
@@ -3284,10 +3399,10 @@
               <wp:anchor distT="0" distB="0" distL="114300" distR="114300" simplePos="0" relativeHeight="251673600" behindDoc="0" locked="1" layoutInCell="1" allowOverlap="1">
                 <wp:simplePos x="0" y="0"/>
                 <wp:positionH relativeFrom="page">
-                  <wp:posOffset>6604000</wp:posOffset>
+                  <wp:posOffset>6595110</wp:posOffset>
                 </wp:positionH>
                 <wp:positionV relativeFrom="page">
-                  <wp:posOffset>3568700</wp:posOffset>
+                  <wp:posOffset>4156075</wp:posOffset>
                 </wp:positionV>
                 <wp:extent cx="292100" cy="292100"/>
                 <wp:effectExtent l="0" t="0" r="12700" b="12700"/>
@@ -3345,7 +3460,7 @@
           </mc:Choice>
           <mc:Fallback>
             <w:pict>
-              <v:oval w14:anchorId="4B91CAFF" id="Oval 15" o:spid="_x0000_s1026" style="position:absolute;margin-left:520pt;margin-top:281pt;width:23pt;height:23pt;z-index:251673600;visibility:visible;mso-wrap-style:square;mso-wrap-distance-left:9pt;mso-wrap-distance-top:0;mso-wrap-distance-right:9pt;mso-wrap-distance-bottom:0;mso-position-horizontal:absolute;mso-position-horizontal-relative:page;mso-position-vertical:absolute;mso-position-vertical-relative:page;v-text-anchor:middle" o:gfxdata="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" fillcolor="#252525" strokecolor="#252525" strokeweight="1pt">
+              <v:oval w14:anchorId="55825E9D" id="Oval 15" o:spid="_x0000_s1026" style="position:absolute;margin-left:519.3pt;margin-top:327.25pt;width:23pt;height:23pt;z-index:251673600;visibility:visible;mso-wrap-style:square;mso-wrap-distance-left:9pt;mso-wrap-distance-top:0;mso-wrap-distance-right:9pt;mso-wrap-distance-bottom:0;mso-position-horizontal:absolute;mso-position-horizontal-relative:page;mso-position-vertical:absolute;mso-position-vertical-relative:page;v-text-anchor:middle" o:gfxdata="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" fillcolor="#252525" strokecolor="#252525" strokeweight="1pt">
                 <v:stroke joinstyle="miter"/>
                 <w10:wrap anchorx="page" anchory="page"/>
                 <w10:anchorlock/>
@@ -3367,7 +3482,7 @@
                   <wp:posOffset>152400</wp:posOffset>
                 </wp:positionH>
                 <wp:positionV relativeFrom="page">
-                  <wp:posOffset>4660900</wp:posOffset>
+                  <wp:posOffset>5186680</wp:posOffset>
                 </wp:positionV>
                 <wp:extent cx="1308100" cy="317500"/>
                 <wp:effectExtent l="0" t="0" r="6350" b="6350"/>
@@ -3436,7 +3551,7 @@
           </mc:Choice>
           <mc:Fallback>
             <w:pict>
-              <v:shape id="Text Box 14" o:spid="_x0000_s1043" type="#_x0000_t202" style="position:absolute;margin-left:12pt;margin-top:367pt;width:103pt;height:25pt;z-index:251672576;visibility:visible;mso-wrap-style:square;mso-wrap-distance-left:9pt;mso-wrap-distance-top:0;mso-wrap-distance-right:9pt;mso-wrap-distance-bottom:0;mso-position-horizontal:absolute;mso-position-horizontal-relative:page;mso-position-vertical:absolute;mso-position-vertical-relative:page;v-text-anchor:middle" o:gfxdata="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" filled="f" stroked="f" strokeweight=".5pt">
+              <v:shape id="Text Box 14" o:spid="_x0000_s1043" type="#_x0000_t202" style="position:absolute;margin-left:12pt;margin-top:408.4pt;width:103pt;height:25pt;z-index:251672576;visibility:visible;mso-wrap-style:square;mso-wrap-distance-left:9pt;mso-wrap-distance-top:0;mso-wrap-distance-right:9pt;mso-wrap-distance-bottom:0;mso-position-horizontal:absolute;mso-position-horizontal-relative:page;mso-position-vertical:absolute;mso-position-vertical-relative:page;v-text-anchor:middle" o:gfxdata="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" filled="f" stroked="f" strokeweight=".5pt">
                 <v:textbox inset="3pt,2pt,3pt,2pt">
                   <w:txbxContent>
                     <w:p>
@@ -3479,7 +3594,7 @@
                   <wp:posOffset>495300</wp:posOffset>
                 </wp:positionH>
                 <wp:positionV relativeFrom="page">
-                  <wp:posOffset>3924300</wp:posOffset>
+                  <wp:posOffset>4450080</wp:posOffset>
                 </wp:positionV>
                 <wp:extent cx="622300" cy="673100"/>
                 <wp:effectExtent l="0" t="0" r="25400" b="12700"/>
@@ -3537,7 +3652,7 @@
           </mc:Choice>
           <mc:Fallback>
             <w:pict>
-              <v:roundrect w14:anchorId="42EDFE44" id="Rectangle: Rounded Corners 13" o:spid="_x0000_s1026" style="position:absolute;margin-left:39pt;margin-top:309pt;width:49pt;height:53pt;z-index:251671552;visibility:visible;mso-wrap-style:square;mso-wrap-distance-left:9pt;mso-wrap-distance-top:0;mso-wrap-distance-right:9pt;mso-wrap-distance-bottom:0;mso-position-horizontal:absolute;mso-position-horizontal-relative:page;mso-position-vertical:absolute;mso-position-vertical-relative:page;v-text-anchor:middle" arcsize="10923f" o:gfxdata="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" fillcolor="#252525" strokecolor="#252525" strokeweight="1pt">
+              <v:roundrect w14:anchorId="3E39B195" id="Rectangle: Rounded Corners 13" o:spid="_x0000_s1026" style="position:absolute;margin-left:39pt;margin-top:350.4pt;width:49pt;height:53pt;z-index:251671552;visibility:visible;mso-wrap-style:square;mso-wrap-distance-left:9pt;mso-wrap-distance-top:0;mso-wrap-distance-right:9pt;mso-wrap-distance-bottom:0;mso-position-horizontal:absolute;mso-position-horizontal-relative:page;mso-position-vertical:absolute;mso-position-vertical-relative:page;v-text-anchor:middle" arcsize="10923f" o:gfxdata="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" fillcolor="#252525" strokecolor="#252525" strokeweight="1pt">
                 <v:stroke joinstyle="miter"/>
                 <w10:wrap anchorx="page" anchory="page"/>
                 <w10:anchorlock/>
@@ -3559,7 +3674,7 @@
                   <wp:posOffset>660400</wp:posOffset>
                 </wp:positionH>
                 <wp:positionV relativeFrom="page">
-                  <wp:posOffset>3568700</wp:posOffset>
+                  <wp:posOffset>4154805</wp:posOffset>
                 </wp:positionV>
                 <wp:extent cx="292100" cy="292100"/>
                 <wp:effectExtent l="0" t="0" r="12700" b="12700"/>
@@ -3617,7 +3732,7 @@
           </mc:Choice>
           <mc:Fallback>
             <w:pict>
-              <v:oval w14:anchorId="0FFAFE57" id="Oval 12" o:spid="_x0000_s1026" style="position:absolute;margin-left:52pt;margin-top:281pt;width:23pt;height:23pt;z-index:251670528;visibility:visible;mso-wrap-style:square;mso-wrap-distance-left:9pt;mso-wrap-distance-top:0;mso-wrap-distance-right:9pt;mso-wrap-distance-bottom:0;mso-position-horizontal:absolute;mso-position-horizontal-relative:page;mso-position-vertical:absolute;mso-position-vertical-relative:page;v-text-anchor:middle" o:gfxdata="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" fillcolor="#252525" strokecolor="#252525" strokeweight="1pt">
+              <v:oval w14:anchorId="7BDE8A16" id="Oval 12" o:spid="_x0000_s1026" style="position:absolute;margin-left:52pt;margin-top:327.15pt;width:23pt;height:23pt;z-index:251670528;visibility:visible;mso-wrap-style:square;mso-wrap-distance-left:9pt;mso-wrap-distance-top:0;mso-wrap-distance-right:9pt;mso-wrap-distance-bottom:0;mso-position-horizontal:absolute;mso-position-horizontal-relative:page;mso-position-vertical:absolute;mso-position-vertical-relative:page;v-text-anchor:middle" o:gfxdata="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" fillcolor="#252525" strokecolor="#252525" strokeweight="1pt">
                 <v:stroke joinstyle="miter"/>
                 <w10:wrap anchorx="page" anchory="page"/>
                 <w10:anchorlock/>
@@ -3639,7 +3754,7 @@
                   <wp:posOffset>2247900</wp:posOffset>
                 </wp:positionH>
                 <wp:positionV relativeFrom="page">
-                  <wp:posOffset>6451600</wp:posOffset>
+                  <wp:posOffset>6958330</wp:posOffset>
                 </wp:positionV>
                 <wp:extent cx="3060700" cy="698500"/>
                 <wp:effectExtent l="0" t="0" r="25400" b="25400"/>
@@ -3711,7 +3826,7 @@
           </mc:Choice>
           <mc:Fallback>
             <w:pict>
-              <v:roundrect id="Rectangle: Rounded Corners 11" o:spid="_x0000_s1044" style="position:absolute;margin-left:177pt;margin-top:508pt;width:241pt;height:55pt;z-index:251669504;visibility:visible;mso-wrap-style:square;mso-wrap-distance-left:9pt;mso-wrap-distance-top:0;mso-wrap-distance-right:9pt;mso-wrap-distance-bottom:0;mso-position-horizontal:absolute;mso-position-horizontal-relative:page;mso-position-vertical:absolute;mso-position-vertical-relative:page;v-text-anchor:middle" arcsize="10923f" o:gfxdata="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" fillcolor="#d9d9d9" strokecolor="#7d7d7d" strokeweight="1pt">
+              <v:roundrect id="Rectangle: Rounded Corners 11" o:spid="_x0000_s1044" style="position:absolute;margin-left:177pt;margin-top:547.9pt;width:241pt;height:55pt;z-index:251669504;visibility:visible;mso-wrap-style:square;mso-wrap-distance-left:9pt;mso-wrap-distance-top:0;mso-wrap-distance-right:9pt;mso-wrap-distance-bottom:0;mso-position-horizontal:absolute;mso-position-horizontal-relative:page;mso-position-vertical:absolute;mso-position-vertical-relative:page;v-text-anchor:middle" arcsize="10923f" o:gfxdata="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" fillcolor="#d9d9d9" strokecolor="#7d7d7d" strokeweight="1pt">
                 <v:stroke joinstyle="miter"/>
                 <v:textbox inset="3pt,2pt,3pt,2pt">
                   <w:txbxContent>
@@ -3747,7 +3862,7 @@
                   <wp:posOffset>2247900</wp:posOffset>
                 </wp:positionH>
                 <wp:positionV relativeFrom="page">
-                  <wp:posOffset>5562600</wp:posOffset>
+                  <wp:posOffset>6069330</wp:posOffset>
                 </wp:positionV>
                 <wp:extent cx="3060700" cy="698500"/>
                 <wp:effectExtent l="0" t="0" r="25400" b="25400"/>
@@ -3819,7 +3934,7 @@
           </mc:Choice>
           <mc:Fallback>
             <w:pict>
-              <v:roundrect id="Rectangle: Rounded Corners 10" o:spid="_x0000_s1045" style="position:absolute;margin-left:177pt;margin-top:438pt;width:241pt;height:55pt;z-index:251668480;visibility:visible;mso-wrap-style:square;mso-wrap-distance-left:9pt;mso-wrap-distance-top:0;mso-wrap-distance-right:9pt;mso-wrap-distance-bottom:0;mso-position-horizontal:absolute;mso-position-horizontal-relative:page;mso-position-vertical:absolute;mso-position-vertical-relative:page;v-text-anchor:middle" arcsize="10923f" o:gfxdata="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" fillcolor="#d9d9d9" strokecolor="#7d7d7d" strokeweight="1pt">
+              <v:roundrect id="Rectangle: Rounded Corners 10" o:spid="_x0000_s1045" style="position:absolute;margin-left:177pt;margin-top:477.9pt;width:241pt;height:55pt;z-index:251668480;visibility:visible;mso-wrap-style:square;mso-wrap-distance-left:9pt;mso-wrap-distance-top:0;mso-wrap-distance-right:9pt;mso-wrap-distance-bottom:0;mso-position-horizontal:absolute;mso-position-horizontal-relative:page;mso-position-vertical:absolute;mso-position-vertical-relative:page;v-text-anchor:middle" arcsize="10923f" o:gfxdata="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" fillcolor="#d9d9d9" strokecolor="#7d7d7d" strokeweight="1pt">
                 <v:stroke joinstyle="miter"/>
                 <v:textbox inset="3pt,2pt,3pt,2pt">
                   <w:txbxContent>
@@ -3855,7 +3970,7 @@
                   <wp:posOffset>2247900</wp:posOffset>
                 </wp:positionH>
                 <wp:positionV relativeFrom="page">
-                  <wp:posOffset>4673600</wp:posOffset>
+                  <wp:posOffset>5199380</wp:posOffset>
                 </wp:positionV>
                 <wp:extent cx="3060700" cy="698500"/>
                 <wp:effectExtent l="0" t="0" r="25400" b="25400"/>
@@ -3927,7 +4042,7 @@
           </mc:Choice>
           <mc:Fallback>
             <w:pict>
-              <v:roundrect id="Rectangle: Rounded Corners 9" o:spid="_x0000_s1046" style="position:absolute;margin-left:177pt;margin-top:368pt;width:241pt;height:55pt;z-index:251667456;visibility:visible;mso-wrap-style:square;mso-wrap-distance-left:9pt;mso-wrap-distance-top:0;mso-wrap-distance-right:9pt;mso-wrap-distance-bottom:0;mso-position-horizontal:absolute;mso-position-horizontal-relative:page;mso-position-vertical:absolute;mso-position-vertical-relative:page;v-text-anchor:middle" arcsize="10923f" o:gfxdata="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" fillcolor="#d9d9d9" strokecolor="#7d7d7d" strokeweight="1pt">
+              <v:roundrect id="Rectangle: Rounded Corners 9" o:spid="_x0000_s1046" style="position:absolute;margin-left:177pt;margin-top:409.4pt;width:241pt;height:55pt;z-index:251667456;visibility:visible;mso-wrap-style:square;mso-wrap-distance-left:9pt;mso-wrap-distance-top:0;mso-wrap-distance-right:9pt;mso-wrap-distance-bottom:0;mso-position-horizontal:absolute;mso-position-horizontal-relative:page;mso-position-vertical:absolute;mso-position-vertical-relative:page;v-text-anchor:middle" arcsize="10923f" o:gfxdata="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" fillcolor="#d9d9d9" strokecolor="#7d7d7d" strokeweight="1pt">
                 <v:stroke joinstyle="miter"/>
                 <v:textbox inset="3pt,2pt,3pt,2pt">
                   <w:txbxContent>
@@ -3963,7 +4078,7 @@
                   <wp:posOffset>2247900</wp:posOffset>
                 </wp:positionH>
                 <wp:positionV relativeFrom="page">
-                  <wp:posOffset>3784600</wp:posOffset>
+                  <wp:posOffset>4291330</wp:posOffset>
                 </wp:positionV>
                 <wp:extent cx="3060700" cy="698500"/>
                 <wp:effectExtent l="0" t="0" r="25400" b="25400"/>
@@ -4035,7 +4150,7 @@
           </mc:Choice>
           <mc:Fallback>
             <w:pict>
-              <v:roundrect id="Rectangle: Rounded Corners 8" o:spid="_x0000_s1047" style="position:absolute;margin-left:177pt;margin-top:298pt;width:241pt;height:55pt;z-index:251666432;visibility:visible;mso-wrap-style:square;mso-wrap-distance-left:9pt;mso-wrap-distance-top:0;mso-wrap-distance-right:9pt;mso-wrap-distance-bottom:0;mso-position-horizontal:absolute;mso-position-horizontal-relative:page;mso-position-vertical:absolute;mso-position-vertical-relative:page;v-text-anchor:middle" arcsize="10923f" o:gfxdata="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" fillcolor="#d9d9d9" strokecolor="#7d7d7d" strokeweight="1pt">
+              <v:roundrect id="Rectangle: Rounded Corners 8" o:spid="_x0000_s1047" style="position:absolute;margin-left:177pt;margin-top:337.9pt;width:241pt;height:55pt;z-index:251666432;visibility:visible;mso-wrap-style:square;mso-wrap-distance-left:9pt;mso-wrap-distance-top:0;mso-wrap-distance-right:9pt;mso-wrap-distance-bottom:0;mso-position-horizontal:absolute;mso-position-horizontal-relative:page;mso-position-vertical:absolute;mso-position-vertical-relative:page;v-text-anchor:middle" arcsize="10923f" o:gfxdata="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" fillcolor="#d9d9d9" strokecolor="#7d7d7d" strokeweight="1pt">
                 <v:stroke joinstyle="miter"/>
                 <v:textbox inset="3pt,2pt,3pt,2pt">
                   <w:txbxContent>
@@ -4071,7 +4186,7 @@
                   <wp:posOffset>2247900</wp:posOffset>
                 </wp:positionH>
                 <wp:positionV relativeFrom="page">
-                  <wp:posOffset>2895600</wp:posOffset>
+                  <wp:posOffset>3402330</wp:posOffset>
                 </wp:positionV>
                 <wp:extent cx="3060700" cy="698500"/>
                 <wp:effectExtent l="0" t="0" r="25400" b="25400"/>
@@ -4143,7 +4258,7 @@
           </mc:Choice>
           <mc:Fallback>
             <w:pict>
-              <v:roundrect id="Rectangle: Rounded Corners 7" o:spid="_x0000_s1048" style="position:absolute;margin-left:177pt;margin-top:228pt;width:241pt;height:55pt;z-index:251665408;visibility:visible;mso-wrap-style:square;mso-wrap-distance-left:9pt;mso-wrap-distance-top:0;mso-wrap-distance-right:9pt;mso-wrap-distance-bottom:0;mso-position-horizontal:absolute;mso-position-horizontal-relative:page;mso-position-vertical:absolute;mso-position-vertical-relative:page;v-text-anchor:middle" arcsize="10923f" o:gfxdata="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" fillcolor="#d9d9d9" strokecolor="#7d7d7d" strokeweight="1pt">
+              <v:roundrect id="Rectangle: Rounded Corners 7" o:spid="_x0000_s1048" style="position:absolute;margin-left:177pt;margin-top:267.9pt;width:241pt;height:55pt;z-index:251665408;visibility:visible;mso-wrap-style:square;mso-wrap-distance-left:9pt;mso-wrap-distance-top:0;mso-wrap-distance-right:9pt;mso-wrap-distance-bottom:0;mso-position-horizontal:absolute;mso-position-horizontal-relative:page;mso-position-vertical:absolute;mso-position-vertical-relative:page;v-text-anchor:middle" arcsize="10923f" o:gfxdata="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" fillcolor="#d9d9d9" strokecolor="#7d7d7d" strokeweight="1pt">
                 <v:stroke joinstyle="miter"/>
                 <v:textbox inset="3pt,2pt,3pt,2pt">
                   <w:txbxContent>
@@ -4179,7 +4294,7 @@
                   <wp:posOffset>2247900</wp:posOffset>
                 </wp:positionH>
                 <wp:positionV relativeFrom="page">
-                  <wp:posOffset>2006600</wp:posOffset>
+                  <wp:posOffset>2513330</wp:posOffset>
                 </wp:positionV>
                 <wp:extent cx="3060700" cy="698500"/>
                 <wp:effectExtent l="0" t="0" r="25400" b="25400"/>
@@ -4251,7 +4366,7 @@
           </mc:Choice>
           <mc:Fallback>
             <w:pict>
-              <v:roundrect id="Rectangle: Rounded Corners 6" o:spid="_x0000_s1049" style="position:absolute;margin-left:177pt;margin-top:158pt;width:241pt;height:55pt;z-index:251664384;visibility:visible;mso-wrap-style:square;mso-wrap-distance-left:9pt;mso-wrap-distance-top:0;mso-wrap-distance-right:9pt;mso-wrap-distance-bottom:0;mso-position-horizontal:absolute;mso-position-horizontal-relative:page;mso-position-vertical:absolute;mso-position-vertical-relative:page;v-text-anchor:middle" arcsize="10923f" o:gfxdata="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" fillcolor="#d9d9d9" strokecolor="#7d7d7d" strokeweight="1pt">
+              <v:roundrect id="Rectangle: Rounded Corners 6" o:spid="_x0000_s1049" style="position:absolute;margin-left:177pt;margin-top:197.9pt;width:241pt;height:55pt;z-index:251664384;visibility:visible;mso-wrap-style:square;mso-wrap-distance-left:9pt;mso-wrap-distance-top:0;mso-wrap-distance-right:9pt;mso-wrap-distance-bottom:0;mso-position-horizontal:absolute;mso-position-horizontal-relative:page;mso-position-vertical:absolute;mso-position-vertical-relative:page;v-text-anchor:middle" arcsize="10923f" o:gfxdata="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" fillcolor="#d9d9d9" strokecolor="#7d7d7d" strokeweight="1pt">
                 <v:stroke joinstyle="miter"/>
                 <v:textbox inset="3pt,2pt,3pt,2pt">
                   <w:txbxContent>
@@ -4287,7 +4402,7 @@
                   <wp:posOffset>2197100</wp:posOffset>
                 </wp:positionH>
                 <wp:positionV relativeFrom="page">
-                  <wp:posOffset>1308100</wp:posOffset>
+                  <wp:posOffset>1833880</wp:posOffset>
                 </wp:positionV>
                 <wp:extent cx="3162300" cy="546100"/>
                 <wp:effectExtent l="0" t="0" r="0" b="6350"/>
@@ -4378,7 +4493,7 @@
           </mc:Choice>
           <mc:Fallback>
             <w:pict>
-              <v:shape id="Text Box 5" o:spid="_x0000_s1050" type="#_x0000_t202" style="position:absolute;margin-left:173pt;margin-top:103pt;width:249pt;height:43pt;z-index:251663360;visibility:visible;mso-wrap-style:square;mso-wrap-distance-left:9pt;mso-wrap-distance-top:0;mso-wrap-distance-right:9pt;mso-wrap-distance-bottom:0;mso-position-horizontal:absolute;mso-position-horizontal-relative:page;mso-position-vertical:absolute;mso-position-vertical-relative:page;v-text-anchor:middle" o:gfxdata="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" filled="f" stroked="f" strokeweight=".5pt">
+              <v:shape id="Text Box 5" o:spid="_x0000_s1050" type="#_x0000_t202" style="position:absolute;margin-left:173pt;margin-top:144.4pt;width:249pt;height:43pt;z-index:251663360;visibility:visible;mso-wrap-style:square;mso-wrap-distance-left:9pt;mso-wrap-distance-top:0;mso-wrap-distance-right:9pt;mso-wrap-distance-bottom:0;mso-position-horizontal:absolute;mso-position-horizontal-relative:page;mso-position-vertical:absolute;mso-position-vertical-relative:page;v-text-anchor:middle" o:gfxdata="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" filled="f" stroked="f" strokeweight=".5pt">
                 <v:textbox inset="3pt,2pt,3pt,2pt">
                   <w:txbxContent>
                     <w:p>
@@ -4480,21 +4595,12 @@
                         <w:txbxContent>
                           <w:p>
                             <w:pPr>
-                              <w:jc w:val="center"/>
                               <w:rPr>
                                 <w:rFonts w:ascii="Arial" w:hAnsi="Arial" w:cs="Arial"/>
                                 <w:color w:val="1A1A1A"/>
                                 <w:sz w:val="20"/>
                               </w:rPr>
                             </w:pPr>
-                            <w:r>
-                              <w:rPr>
-                                <w:rFonts w:ascii="Arial" w:hAnsi="Arial" w:cs="Arial"/>
-                                <w:color w:val="1A1A1A"/>
-                                <w:sz w:val="20"/>
-                              </w:rPr>
-                              <w:t>HTTPS</w:t>
-                            </w:r>
                           </w:p>
                         </w:txbxContent>
                       </wps:txbx>
@@ -4517,143 +4623,12 @@
                   <w:txbxContent>
                     <w:p>
                       <w:pPr>
-                        <w:jc w:val="center"/>
                         <w:rPr>
                           <w:rFonts w:ascii="Arial" w:hAnsi="Arial" w:cs="Arial"/>
                           <w:color w:val="1A1A1A"/>
                           <w:sz w:val="20"/>
                         </w:rPr>
                       </w:pPr>
-                      <w:r>
-                        <w:rPr>
-                          <w:rFonts w:ascii="Arial" w:hAnsi="Arial" w:cs="Arial"/>
-                          <w:color w:val="1A1A1A"/>
-                          <w:sz w:val="20"/>
-                        </w:rPr>
-                        <w:t>HTTPS</w:t>
-                      </w:r>
-                    </w:p>
-                  </w:txbxContent>
-                </v:textbox>
-                <w10:wrap anchorx="page" anchory="page"/>
-                <w10:anchorlock/>
-              </v:shape>
-            </w:pict>
-          </mc:Fallback>
-        </mc:AlternateContent>
-      </w:r>
-      <w:r>
-        <w:rPr>
-          <w:noProof/>
-        </w:rPr>
-        <mc:AlternateContent>
-          <mc:Choice Requires="wps">
-            <w:drawing>
-              <wp:anchor distT="0" distB="0" distL="114300" distR="114300" simplePos="0" relativeHeight="251660288" behindDoc="0" locked="1" layoutInCell="1" allowOverlap="1">
-                <wp:simplePos x="0" y="0"/>
-                <wp:positionH relativeFrom="page">
-                  <wp:posOffset>3162300</wp:posOffset>
-                </wp:positionH>
-                <wp:positionV relativeFrom="page">
-                  <wp:posOffset>152400</wp:posOffset>
-                </wp:positionV>
-                <wp:extent cx="1257300" cy="800100"/>
-                <wp:effectExtent l="19050" t="0" r="38100" b="38100"/>
-                <wp:wrapNone/>
-                <wp:docPr id="2" name="Cloud 2"/>
-                <wp:cNvGraphicFramePr/>
-                <a:graphic xmlns:a="http://schemas.openxmlformats.org/drawingml/2006/main">
-                  <a:graphicData uri="http://schemas.microsoft.com/office/word/2010/wordprocessingShape">
-                    <wps:wsp>
-                      <wps:cNvSpPr/>
-                      <wps:spPr>
-                        <a:xfrm>
-                          <a:off x="0" y="0"/>
-                          <a:ext cx="1257300" cy="800100"/>
-                        </a:xfrm>
-                        <a:prstGeom prst="cloud">
-                          <a:avLst/>
-                        </a:prstGeom>
-                        <a:solidFill>
-                          <a:srgbClr val="FFFFFF"/>
-                        </a:solidFill>
-                        <a:ln w="12700">
-                          <a:solidFill>
-                            <a:srgbClr val="919191"/>
-                          </a:solidFill>
-                        </a:ln>
-                      </wps:spPr>
-                      <wps:style>
-                        <a:lnRef idx="2">
-                          <a:schemeClr val="accent1">
-                            <a:shade val="50000"/>
-                          </a:schemeClr>
-                        </a:lnRef>
-                        <a:fillRef idx="1">
-                          <a:schemeClr val="accent1"/>
-                        </a:fillRef>
-                        <a:effectRef idx="0">
-                          <a:schemeClr val="accent1"/>
-                        </a:effectRef>
-                        <a:fontRef idx="minor">
-                          <a:schemeClr val="lt1"/>
-                        </a:fontRef>
-                      </wps:style>
-                      <wps:txbx>
-                        <w:txbxContent>
-                          <w:p>
-                            <w:pPr>
-                              <w:jc w:val="center"/>
-                              <w:rPr>
-                                <w:rFonts w:ascii="Arial" w:hAnsi="Arial" w:cs="Arial"/>
-                                <w:color w:val="1A1A1A"/>
-                              </w:rPr>
-                            </w:pPr>
-                            <w:r>
-                              <w:rPr>
-                                <w:rFonts w:ascii="Arial" w:hAnsi="Arial" w:cs="Arial"/>
-                                <w:color w:val="1A1A1A"/>
-                              </w:rPr>
-                              <w:t>INTERNET</w:t>
-                            </w:r>
-                          </w:p>
-                        </w:txbxContent>
-                      </wps:txbx>
-                      <wps:bodyPr rot="0" spcFirstLastPara="0" vertOverflow="overflow" horzOverflow="overflow" vert="horz" wrap="square" lIns="38100" tIns="25400" rIns="38100" bIns="25400" numCol="1" spcCol="0" rtlCol="0" fromWordArt="0" anchor="ctr" anchorCtr="0" forceAA="0" compatLnSpc="1">
-                        <a:prstTxWarp prst="textNoShape">
-                          <a:avLst/>
-                        </a:prstTxWarp>
-                        <a:noAutofit/>
-                      </wps:bodyPr>
-                    </wps:wsp>
-                  </a:graphicData>
-                </a:graphic>
-              </wp:anchor>
-            </w:drawing>
-          </mc:Choice>
-          <mc:Fallback>
-            <w:pict>
-              <v:shape id="Cloud 2" o:spid="_x0000_s1052" style="position:absolute;margin-left:249pt;margin-top:12pt;width:99pt;height:63pt;z-index:251660288;visibility:visible;mso-wrap-style:square;mso-wrap-distance-left:9pt;mso-wrap-distance-top:0;mso-wrap-distance-right:9pt;mso-wrap-distance-bottom:0;mso-position-horizontal:absolute;mso-position-horizontal-relative:page;mso-position-vertical:absolute;mso-position-vertical-relative:page;v-text-anchor:middle" coordsize="43200,43200" o:spt="100" o:gfxdata="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" adj="-11796480,,5400" path="m3900,14370c3629,11657,4261,8921,5623,6907,7775,3726,11264,3017,14005,5202,15678,909,19914,22,22456,3432,23097,1683,24328,474,25749,200v1564,-302,3126,570,4084,2281c31215,267,33501,-460,35463,690v1495,876,2567,2710,2855,4886c40046,6218,41422,7998,41982,10318v407,1684,349,3513,-164,5142c43079,17694,43520,20590,43016,23322v-670,3632,-2888,6352,-5612,6882c37391,32471,36658,34621,35395,36101v-1919,2249,-4691,2538,-6840,714c27860,39948,25999,42343,23667,43106v-2748,899,-5616,-633,-7187,-3840c12772,42310,7956,40599,5804,35472,3690,35809,1705,34024,1110,31250,679,29243,1060,27077,2113,25551,619,24354,-213,22057,-5,19704,239,16949,1845,14791,3863,14507v12,-46,25,-91,37,-137xem4693,26177nfc3809,26271,2925,25993,2160,25380t4768,9519nfc6573,35092,6200,35220,5820,35280t10658,3810nfc16211,38544,15987,37961,15810,37350m28827,34751nfc28788,35398,28698,36038,28560,36660m34129,22954nfc36133,24282,37398,27058,37380,30090m41798,15354nfc41473,16386,40978,17302,40350,18030m38324,5426nfc38379,5843,38405,6266,38400,6690m29078,3952nfc29267,3369,29516,2826,29820,2340m22141,4720nfc22218,4238,22339,3771,22500,3330m14000,5192nfc14472,5568,14908,6021,15300,6540m4127,15789nfc4024,15325,3948,14851,3900,14370e" strokecolor="#919191" strokeweight="1pt">
-                <v:stroke joinstyle="miter"/>
-                <v:formulas/>
-                <v:path arrowok="t" o:connecttype="custom" o:connectlocs="136586,484820;62865,470059;201634,646359;169386,653415;479578,723979;460137,691753;838986,643617;831215,678974;993296,425127;1087914,557292;1216496,284369;1174353,333931;1115388,100494;1117600,123904;846291,73194;867886,43339;644395,87418;654844,61674;407458,96160;445294,121126;120113,292425;113506,266144" o:connectangles="0,0,0,0,0,0,0,0,0,0,0,0,0,0,0,0,0,0,0,0,0,0" textboxrect="0,0,43200,43200"/>
-                <v:textbox inset="3pt,2pt,3pt,2pt">
-                  <w:txbxContent>
-                    <w:p>
-                      <w:pPr>
-                        <w:jc w:val="center"/>
-                        <w:rPr>
-                          <w:rFonts w:ascii="Arial" w:hAnsi="Arial" w:cs="Arial"/>
-                          <w:color w:val="1A1A1A"/>
-                        </w:rPr>
-                      </w:pPr>
-                      <w:r>
-                        <w:rPr>
-                          <w:rFonts w:ascii="Arial" w:hAnsi="Arial" w:cs="Arial"/>
-                          <w:color w:val="1A1A1A"/>
-                        </w:rPr>
-                        <w:t>INTERNET</w:t>
-                      </w:r>
                     </w:p>
                   </w:txbxContent>
                 </v:textbox>
@@ -4677,7 +4652,7 @@
                   <wp:posOffset>1917700</wp:posOffset>
                 </wp:positionH>
                 <wp:positionV relativeFrom="page">
-                  <wp:posOffset>1155700</wp:posOffset>
+                  <wp:posOffset>1681480</wp:posOffset>
                 </wp:positionV>
                 <wp:extent cx="3721100" cy="6985000"/>
                 <wp:effectExtent l="114300" t="76200" r="107950" b="120650"/>
@@ -4739,7 +4714,7 @@
           </mc:Choice>
           <mc:Fallback>
             <w:pict>
-              <v:roundrect w14:anchorId="37297673" id="Rectangle: Rounded Corners 1" o:spid="_x0000_s1026" style="position:absolute;margin-left:151pt;margin-top:91pt;width:293pt;height:550pt;z-index:251659264;visibility:visible;mso-wrap-style:square;mso-wrap-distance-left:9pt;mso-wrap-distance-top:0;mso-wrap-distance-right:9pt;mso-wrap-distance-bottom:0;mso-position-horizontal:absolute;mso-position-horizontal-relative:page;mso-position-vertical:absolute;mso-position-vertical-relative:page;v-text-anchor:middle" arcsize="10923f" o:gfxdata="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" fillcolor="#8eaadb [1940]" stroked="f">
+              <v:roundrect w14:anchorId="55CF041D" id="Rectangle: Rounded Corners 1" o:spid="_x0000_s1026" style="position:absolute;margin-left:151pt;margin-top:132.4pt;width:293pt;height:550pt;z-index:251659264;visibility:visible;mso-wrap-style:square;mso-wrap-distance-left:9pt;mso-wrap-distance-top:0;mso-wrap-distance-right:9pt;mso-wrap-distance-bottom:0;mso-position-horizontal:absolute;mso-position-horizontal-relative:page;mso-position-vertical:absolute;mso-position-vertical-relative:page;v-text-anchor:middle" arcsize="10923f" o:gfxdata="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" fillcolor="#8eaadb [1940]" stroked="f">
                 <v:shadow on="t" color="black" opacity="41287f" offset="0,1.5pt"/>
                 <w10:wrap anchorx="page" anchory="page"/>
                 <w10:anchorlock/>
